--- a/KTMT.docx
+++ b/KTMT.docx
@@ -4,6 +4,7 @@
   <w:body>
     <w:p>
       <w:pPr>
+        <w:ind w:firstLine="709" w:firstLineChars="0"/>
         <w:outlineLvl w:val="9"/>
         <w:rPr>
           <w:rFonts w:hint="default" w:ascii="Bahnschrift" w:hAnsi="Bahnschrift" w:cs="Bahnschrift"/>
@@ -552,9 +553,11 @@
       </w:sdtPr>
       <w:sdtEndPr>
         <w:rPr>
-          <w:rFonts w:hint="default" w:ascii="Times New Roman" w:hAnsi="Times New Roman" w:cs="Times New Roman"/>
-          <w:sz w:val="28"/>
-          <w:szCs w:val="28"/>
+          <w:rFonts w:hint="default" w:ascii="Times New Roman" w:hAnsi="Times New Roman" w:eastAsia="SimSun" w:cs="Times New Roman"/>
+          <w:kern w:val="0"/>
+          <w:sz w:val="28"/>
+          <w:szCs w:val="28"/>
+          <w:lang w:val="en-US" w:eastAsia="zh-CN" w:bidi="ar"/>
         </w:rPr>
       </w:sdtEndPr>
       <w:sdtContent>
@@ -8711,7 +8714,7 @@
           <w:szCs w:val="40"/>
           <w:lang w:val="en-US"/>
         </w:rPr>
-        <w:t>PHẦN 2: PHÁT TRIỂN VÀ LỰA CHỌN CẤU HÌNH</w:t>
+        <w:t>PHẦN 2: LỊCH SỬ PHÁT TRIỂN VÀ LỰA CHỌN CẤU HÌNH</w:t>
       </w:r>
       <w:bookmarkEnd w:id="24"/>
     </w:p>
@@ -9220,7 +9223,7 @@
           </w:tblCellMar>
         </w:tblPrEx>
         <w:trPr>
-          <w:trHeight w:val="3332" w:hRule="exact"/>
+          <w:trHeight w:val="4617" w:hRule="exact"/>
         </w:trPr>
         <w:tc>
           <w:tcPr>
@@ -12423,33 +12426,6 @@
         </w:rPr>
         <w:t>Bảng so sánh chi tiết giữa 4 phương pháp điều khiển hệ thống Vào/Ra (I/O): Thăm dò, Ngắt, DMA và Kênh dữ liệu (I/O Channel):</w:t>
       </w:r>
-    </w:p>
-    <w:p>
-      <w:pPr>
-        <w:rPr>
-          <w:rFonts w:hint="default" w:ascii="Times New Roman" w:hAnsi="Times New Roman" w:cs="Times New Roman"/>
-          <w:sz w:val="28"/>
-          <w:szCs w:val="28"/>
-        </w:rPr>
-      </w:pPr>
-    </w:p>
-    <w:p>
-      <w:pPr>
-        <w:rPr>
-          <w:rFonts w:hint="default" w:ascii="Times New Roman" w:hAnsi="Times New Roman" w:cs="Times New Roman"/>
-          <w:sz w:val="28"/>
-          <w:szCs w:val="28"/>
-        </w:rPr>
-      </w:pPr>
-    </w:p>
-    <w:p>
-      <w:pPr>
-        <w:rPr>
-          <w:rFonts w:hint="default" w:ascii="Times New Roman" w:hAnsi="Times New Roman" w:cs="Times New Roman"/>
-          <w:sz w:val="28"/>
-          <w:szCs w:val="28"/>
-        </w:rPr>
-      </w:pPr>
     </w:p>
     <w:p>
       <w:pPr>
@@ -13060,7 +13036,7 @@
           </w:tblCellMar>
         </w:tblPrEx>
         <w:trPr>
-          <w:trHeight w:val="3779" w:hRule="atLeast"/>
+          <w:trHeight w:val="2693" w:hRule="atLeast"/>
         </w:trPr>
         <w:tc>
           <w:tcPr>
@@ -14369,6 +14345,7 @@
       </w:tblGrid>
       <w:tr>
         <w:tblPrEx>
+          <w:shd w:val="clear" w:color="auto" w:fill="BEBEBE" w:themeFill="background1" w:themeFillShade="BF"/>
           <w:tblCellMar>
             <w:top w:w="0" w:type="dxa"/>
             <w:left w:w="108" w:type="dxa"/>
@@ -14657,6 +14634,7 @@
       </w:tr>
       <w:tr>
         <w:tblPrEx>
+          <w:shd w:val="clear" w:color="auto" w:fill="BEBEBE" w:themeFill="background1" w:themeFillShade="BF"/>
           <w:tblCellMar>
             <w:top w:w="0" w:type="dxa"/>
             <w:left w:w="108" w:type="dxa"/>
@@ -14944,6 +14922,7 @@
       </w:tr>
       <w:tr>
         <w:tblPrEx>
+          <w:shd w:val="clear" w:color="auto" w:fill="BEBEBE" w:themeFill="background1" w:themeFillShade="BF"/>
           <w:tblCellMar>
             <w:top w:w="0" w:type="dxa"/>
             <w:left w:w="108" w:type="dxa"/>
@@ -15081,149 +15060,6 @@
                 <w:szCs w:val="28"/>
               </w:rPr>
               <w:t>CPU chấp nhận nhường bus cho DMAC</w:t>
-            </w:r>
-          </w:p>
-        </w:tc>
-      </w:tr>
-      <w:tr>
-        <w:tblPrEx>
-          <w:tblCellMar>
-            <w:top w:w="0" w:type="dxa"/>
-            <w:left w:w="108" w:type="dxa"/>
-            <w:bottom w:w="0" w:type="dxa"/>
-            <w:right w:w="108" w:type="dxa"/>
-          </w:tblCellMar>
-        </w:tblPrEx>
-        <w:trPr>
-          <w:trHeight w:val="0" w:hRule="atLeast"/>
-          <w:jc w:val="center"/>
-        </w:trPr>
-        <w:tc>
-          <w:tcPr>
-            <w:tcW w:w="965" w:type="pct"/>
-            <w:tcBorders>
-              <w:top w:val="single" w:color="4874CB" w:sz="4" w:space="0"/>
-              <w:left w:val="single" w:color="4874CB" w:sz="4" w:space="0"/>
-              <w:bottom w:val="single" w:color="4874CB" w:sz="4" w:space="0"/>
-              <w:right w:val="nil"/>
-            </w:tcBorders>
-            <w:shd w:val="clear" w:color="auto" w:fill="BEBEBE" w:themeFill="background1" w:themeFillShade="BF"/>
-            <w:tcMar>
-              <w:top w:w="100" w:type="dxa"/>
-              <w:left w:w="150" w:type="dxa"/>
-              <w:bottom w:w="100" w:type="dxa"/>
-              <w:right w:w="150" w:type="dxa"/>
-            </w:tcMar>
-          </w:tcPr>
-          <w:p>
-            <w:pPr>
-              <w:snapToGrid w:val="0"/>
-              <w:spacing w:line="240" w:lineRule="auto"/>
-              <w:ind w:left="0" w:leftChars="0" w:right="0" w:rightChars="0" w:firstLine="0" w:firstLineChars="0"/>
-              <w:jc w:val="left"/>
-              <w:rPr>
-                <w:rFonts w:hint="default" w:ascii="Times New Roman" w:hAnsi="Times New Roman" w:cs="Times New Roman"/>
-                <w:b/>
-                <w:color w:val="auto"/>
-                <w:sz w:val="28"/>
-                <w:szCs w:val="28"/>
-              </w:rPr>
-            </w:pPr>
-            <w:r>
-              <w:rPr>
-                <w:rFonts w:hint="default" w:ascii="Times New Roman" w:hAnsi="Times New Roman" w:cs="Times New Roman"/>
-                <w:b/>
-                <w:color w:val="auto"/>
-                <w:sz w:val="28"/>
-                <w:szCs w:val="28"/>
-              </w:rPr>
-              <w:t>INT</w:t>
-            </w:r>
-          </w:p>
-        </w:tc>
-        <w:tc>
-          <w:tcPr>
-            <w:tcW w:w="1531" w:type="pct"/>
-            <w:tcBorders>
-              <w:top w:val="single" w:color="4874CB" w:sz="4" w:space="0"/>
-              <w:left w:val="nil"/>
-              <w:bottom w:val="single" w:color="4874CB" w:sz="4" w:space="0"/>
-              <w:right w:val="nil"/>
-            </w:tcBorders>
-            <w:shd w:val="clear" w:color="auto" w:fill="auto"/>
-            <w:tcMar>
-              <w:top w:w="100" w:type="dxa"/>
-              <w:left w:w="150" w:type="dxa"/>
-              <w:bottom w:w="100" w:type="dxa"/>
-              <w:right w:w="150" w:type="dxa"/>
-            </w:tcMar>
-          </w:tcPr>
-          <w:p>
-            <w:pPr>
-              <w:snapToGrid w:val="0"/>
-              <w:spacing w:line="240" w:lineRule="auto"/>
-              <w:ind w:left="0" w:leftChars="0" w:right="0" w:rightChars="0" w:firstLine="0" w:firstLineChars="0"/>
-              <w:jc w:val="left"/>
-              <w:rPr>
-                <w:rFonts w:hint="default" w:ascii="Times New Roman" w:hAnsi="Times New Roman" w:cs="Times New Roman"/>
-                <w:b w:val="0"/>
-                <w:color w:val="auto"/>
-                <w:sz w:val="28"/>
-                <w:szCs w:val="28"/>
-              </w:rPr>
-            </w:pPr>
-            <w:r>
-              <w:rPr>
-                <w:rFonts w:hint="default" w:ascii="Times New Roman" w:hAnsi="Times New Roman" w:cs="Times New Roman"/>
-                <w:b w:val="0"/>
-                <w:color w:val="auto"/>
-                <w:sz w:val="28"/>
-                <w:szCs w:val="28"/>
-              </w:rPr>
-              <w:t>DMAC → CPU</w:t>
-            </w:r>
-          </w:p>
-        </w:tc>
-        <w:tc>
-          <w:tcPr>
-            <w:tcW w:w="2502" w:type="pct"/>
-            <w:tcBorders>
-              <w:top w:val="single" w:color="4874CB" w:sz="4" w:space="0"/>
-              <w:left w:val="nil"/>
-              <w:bottom w:val="single" w:color="4874CB" w:sz="4" w:space="0"/>
-              <w:right w:val="single" w:color="4874CB" w:sz="4" w:space="0"/>
-            </w:tcBorders>
-            <w:shd w:val="clear" w:color="auto" w:fill="auto"/>
-            <w:tcMar>
-              <w:top w:w="100" w:type="dxa"/>
-              <w:left w:w="150" w:type="dxa"/>
-              <w:bottom w:w="100" w:type="dxa"/>
-              <w:right w:w="150" w:type="dxa"/>
-            </w:tcMar>
-          </w:tcPr>
-          <w:p>
-            <w:pPr>
-              <w:snapToGrid w:val="0"/>
-              <w:spacing w:line="240" w:lineRule="auto"/>
-              <w:ind w:left="0" w:leftChars="0" w:right="0" w:rightChars="0" w:firstLine="0" w:firstLineChars="0"/>
-              <w:jc w:val="left"/>
-              <w:rPr>
-                <w:rFonts w:hint="default" w:ascii="Times New Roman" w:hAnsi="Times New Roman" w:cs="Times New Roman"/>
-                <w:b w:val="0"/>
-                <w:color w:val="auto"/>
-                <w:sz w:val="28"/>
-                <w:szCs w:val="28"/>
-              </w:rPr>
-            </w:pPr>
-            <w:r>
-              <w:rPr>
-                <w:rFonts w:hint="default" w:ascii="Times New Roman" w:hAnsi="Times New Roman" w:cs="Times New Roman"/>
-                <w:b w:val="0"/>
-                <w:color w:val="auto"/>
-                <w:sz w:val="28"/>
-                <w:szCs w:val="28"/>
-              </w:rPr>
-              <w:t>DMAC báo hoàn tất quá trình truyền dữ liệu</w:t>
             </w:r>
           </w:p>
         </w:tc>
@@ -15281,7 +15117,7 @@
                 <w:sz w:val="28"/>
                 <w:szCs w:val="28"/>
               </w:rPr>
-              <w:t>Address Bus</w:t>
+              <w:t>INT</w:t>
             </w:r>
           </w:p>
         </w:tc>
@@ -15324,7 +15160,7 @@
                 <w:sz w:val="28"/>
                 <w:szCs w:val="28"/>
               </w:rPr>
-              <w:t>DMAC → Memory/I/O</w:t>
+              <w:t>DMAC → CPU</w:t>
             </w:r>
           </w:p>
         </w:tc>
@@ -15367,7 +15203,7 @@
                 <w:sz w:val="28"/>
                 <w:szCs w:val="28"/>
               </w:rPr>
-              <w:t>Mang địa chỉ ô nhớ hoặc cổng I/O</w:t>
+              <w:t>DMAC báo hoàn tất quá trình truyền dữ liệu</w:t>
             </w:r>
           </w:p>
         </w:tc>
@@ -15425,7 +15261,7 @@
                 <w:sz w:val="28"/>
                 <w:szCs w:val="28"/>
               </w:rPr>
-              <w:t>Data Bus</w:t>
+              <w:t>Address Bus</w:t>
             </w:r>
           </w:p>
         </w:tc>
@@ -15468,7 +15304,7 @@
                 <w:sz w:val="28"/>
                 <w:szCs w:val="28"/>
               </w:rPr>
-              <w:t>Memory ↔ I/O</w:t>
+              <w:t>DMAC → Memory/I/O</w:t>
             </w:r>
           </w:p>
         </w:tc>
@@ -15511,13 +15347,158 @@
                 <w:sz w:val="28"/>
                 <w:szCs w:val="28"/>
               </w:rPr>
-              <w:t>Truyền dữ liệu trực tiếp không qua CPU</w:t>
+              <w:t>Mang địa chỉ ô nhớ hoặc cổng I/O</w:t>
             </w:r>
           </w:p>
         </w:tc>
       </w:tr>
       <w:tr>
         <w:tblPrEx>
+          <w:shd w:val="clear" w:color="auto" w:fill="BEBEBE" w:themeFill="background1" w:themeFillShade="BF"/>
+          <w:tblCellMar>
+            <w:top w:w="0" w:type="dxa"/>
+            <w:left w:w="108" w:type="dxa"/>
+            <w:bottom w:w="0" w:type="dxa"/>
+            <w:right w:w="108" w:type="dxa"/>
+          </w:tblCellMar>
+        </w:tblPrEx>
+        <w:trPr>
+          <w:trHeight w:val="0" w:hRule="atLeast"/>
+          <w:jc w:val="center"/>
+        </w:trPr>
+        <w:tc>
+          <w:tcPr>
+            <w:tcW w:w="965" w:type="pct"/>
+            <w:tcBorders>
+              <w:top w:val="single" w:color="4874CB" w:sz="4" w:space="0"/>
+              <w:left w:val="single" w:color="4874CB" w:sz="4" w:space="0"/>
+              <w:bottom w:val="single" w:color="4874CB" w:sz="4" w:space="0"/>
+              <w:right w:val="nil"/>
+            </w:tcBorders>
+            <w:shd w:val="clear" w:color="auto" w:fill="BEBEBE" w:themeFill="background1" w:themeFillShade="BF"/>
+            <w:tcMar>
+              <w:top w:w="100" w:type="dxa"/>
+              <w:left w:w="150" w:type="dxa"/>
+              <w:bottom w:w="100" w:type="dxa"/>
+              <w:right w:w="150" w:type="dxa"/>
+            </w:tcMar>
+          </w:tcPr>
+          <w:p>
+            <w:pPr>
+              <w:snapToGrid w:val="0"/>
+              <w:spacing w:line="240" w:lineRule="auto"/>
+              <w:ind w:left="0" w:leftChars="0" w:right="0" w:rightChars="0" w:firstLine="0" w:firstLineChars="0"/>
+              <w:jc w:val="left"/>
+              <w:rPr>
+                <w:rFonts w:hint="default" w:ascii="Times New Roman" w:hAnsi="Times New Roman" w:cs="Times New Roman"/>
+                <w:b/>
+                <w:color w:val="auto"/>
+                <w:sz w:val="28"/>
+                <w:szCs w:val="28"/>
+              </w:rPr>
+            </w:pPr>
+            <w:r>
+              <w:rPr>
+                <w:rFonts w:hint="default" w:ascii="Times New Roman" w:hAnsi="Times New Roman" w:cs="Times New Roman"/>
+                <w:b/>
+                <w:color w:val="auto"/>
+                <w:sz w:val="28"/>
+                <w:szCs w:val="28"/>
+              </w:rPr>
+              <w:t>Data Bus</w:t>
+            </w:r>
+          </w:p>
+        </w:tc>
+        <w:tc>
+          <w:tcPr>
+            <w:tcW w:w="1531" w:type="pct"/>
+            <w:tcBorders>
+              <w:top w:val="single" w:color="4874CB" w:sz="4" w:space="0"/>
+              <w:left w:val="nil"/>
+              <w:bottom w:val="single" w:color="4874CB" w:sz="4" w:space="0"/>
+              <w:right w:val="nil"/>
+            </w:tcBorders>
+            <w:shd w:val="clear" w:color="auto" w:fill="auto"/>
+            <w:tcMar>
+              <w:top w:w="100" w:type="dxa"/>
+              <w:left w:w="150" w:type="dxa"/>
+              <w:bottom w:w="100" w:type="dxa"/>
+              <w:right w:w="150" w:type="dxa"/>
+            </w:tcMar>
+          </w:tcPr>
+          <w:p>
+            <w:pPr>
+              <w:snapToGrid w:val="0"/>
+              <w:spacing w:line="240" w:lineRule="auto"/>
+              <w:ind w:left="0" w:leftChars="0" w:right="0" w:rightChars="0" w:firstLine="0" w:firstLineChars="0"/>
+              <w:jc w:val="left"/>
+              <w:rPr>
+                <w:rFonts w:hint="default" w:ascii="Times New Roman" w:hAnsi="Times New Roman" w:cs="Times New Roman"/>
+                <w:b w:val="0"/>
+                <w:color w:val="auto"/>
+                <w:sz w:val="28"/>
+                <w:szCs w:val="28"/>
+              </w:rPr>
+            </w:pPr>
+            <w:r>
+              <w:rPr>
+                <w:rFonts w:hint="default" w:ascii="Times New Roman" w:hAnsi="Times New Roman" w:cs="Times New Roman"/>
+                <w:b w:val="0"/>
+                <w:color w:val="auto"/>
+                <w:sz w:val="28"/>
+                <w:szCs w:val="28"/>
+              </w:rPr>
+              <w:t>Memory ↔ I/O</w:t>
+            </w:r>
+          </w:p>
+        </w:tc>
+        <w:tc>
+          <w:tcPr>
+            <w:tcW w:w="2502" w:type="pct"/>
+            <w:tcBorders>
+              <w:top w:val="single" w:color="4874CB" w:sz="4" w:space="0"/>
+              <w:left w:val="nil"/>
+              <w:bottom w:val="single" w:color="4874CB" w:sz="4" w:space="0"/>
+              <w:right w:val="single" w:color="4874CB" w:sz="4" w:space="0"/>
+            </w:tcBorders>
+            <w:shd w:val="clear" w:color="auto" w:fill="auto"/>
+            <w:tcMar>
+              <w:top w:w="100" w:type="dxa"/>
+              <w:left w:w="150" w:type="dxa"/>
+              <w:bottom w:w="100" w:type="dxa"/>
+              <w:right w:w="150" w:type="dxa"/>
+            </w:tcMar>
+          </w:tcPr>
+          <w:p>
+            <w:pPr>
+              <w:snapToGrid w:val="0"/>
+              <w:spacing w:line="240" w:lineRule="auto"/>
+              <w:ind w:left="0" w:leftChars="0" w:right="0" w:rightChars="0" w:firstLine="0" w:firstLineChars="0"/>
+              <w:jc w:val="left"/>
+              <w:rPr>
+                <w:rFonts w:hint="default" w:ascii="Times New Roman" w:hAnsi="Times New Roman" w:cs="Times New Roman"/>
+                <w:b w:val="0"/>
+                <w:color w:val="auto"/>
+                <w:sz w:val="28"/>
+                <w:szCs w:val="28"/>
+              </w:rPr>
+            </w:pPr>
+            <w:r>
+              <w:rPr>
+                <w:rFonts w:hint="default" w:ascii="Times New Roman" w:hAnsi="Times New Roman" w:cs="Times New Roman"/>
+                <w:b w:val="0"/>
+                <w:color w:val="auto"/>
+                <w:sz w:val="28"/>
+                <w:szCs w:val="28"/>
+              </w:rPr>
+              <w:t>Truyền dữ liệu trực tiếp không qua CPU</w:t>
+            </w:r>
+          </w:p>
+        </w:tc>
+      </w:tr>
+      <w:tr>
+        <w:tblPrEx>
+          <w:shd w:val="clear" w:color="auto" w:fill="BEBEBE" w:themeFill="background1" w:themeFillShade="BF"/>
           <w:tblCellMar>
             <w:top w:w="0" w:type="dxa"/>
             <w:left w:w="108" w:type="dxa"/>
@@ -22088,23 +22069,8 @@
           <w:sz w:val="32"/>
           <w:szCs w:val="32"/>
         </w:rPr>
-        <w:t>5.7. Bảng tổng hợp so sánh 6 cổng &amp; Giải thích tính phổ dụng của NAND/NOR</w:t>
-      </w:r>
-      <w:bookmarkEnd w:id="69"/>
-    </w:p>
-    <w:p>
-      <w:pPr>
-        <w:pStyle w:val="3"/>
-        <w:keepNext/>
-        <w:spacing w:before="200" w:after="60"/>
-        <w:rPr>
-          <w:rFonts w:hint="default" w:ascii="Times New Roman" w:hAnsi="Times New Roman" w:cs="Times New Roman"/>
-          <w:color w:val="auto"/>
-          <w:sz w:val="32"/>
-          <w:szCs w:val="32"/>
-        </w:rPr>
-      </w:pPr>
-      <w:bookmarkStart w:id="70" w:name="_Toc9517"/>
+        <w:t>5.</w:t>
+      </w:r>
       <w:r>
         <w:rPr>
           <w:rFonts w:hint="default" w:ascii="Times New Roman" w:hAnsi="Times New Roman" w:cs="Times New Roman"/>
@@ -22115,7 +22081,59 @@
           <w:szCs w:val="32"/>
           <w:lang w:val="en-US"/>
         </w:rPr>
-        <w:t>5.7.</w:t>
+        <w:t>8</w:t>
+      </w:r>
+      <w:r>
+        <w:rPr>
+          <w:rFonts w:hint="default" w:ascii="Times New Roman" w:hAnsi="Times New Roman" w:cs="Times New Roman"/>
+          <w:b/>
+          <w:i w:val="0"/>
+          <w:color w:val="auto"/>
+          <w:sz w:val="32"/>
+          <w:szCs w:val="32"/>
+        </w:rPr>
+        <w:t>. Bảng tổng hợp so sánh 6 cổng &amp; Giải thích tính phổ dụng của NAND/NOR</w:t>
+      </w:r>
+      <w:bookmarkEnd w:id="69"/>
+    </w:p>
+    <w:p>
+      <w:pPr>
+        <w:pStyle w:val="3"/>
+        <w:keepNext/>
+        <w:spacing w:before="200" w:after="60"/>
+        <w:rPr>
+          <w:rFonts w:hint="default" w:ascii="Times New Roman" w:hAnsi="Times New Roman" w:cs="Times New Roman"/>
+          <w:color w:val="auto"/>
+          <w:sz w:val="32"/>
+          <w:szCs w:val="32"/>
+        </w:rPr>
+      </w:pPr>
+      <w:bookmarkStart w:id="70" w:name="_Toc9517"/>
+      <w:r>
+        <w:rPr>
+          <w:rFonts w:hint="default" w:ascii="Times New Roman" w:hAnsi="Times New Roman" w:cs="Times New Roman"/>
+          <w:b/>
+          <w:i w:val="0"/>
+          <w:color w:val="auto"/>
+          <w:sz w:val="32"/>
+          <w:szCs w:val="32"/>
+          <w:lang w:val="en-US"/>
+        </w:rPr>
+        <w:t>5.8</w:t>
+      </w:r>
+      <w:bookmarkStart w:id="83" w:name="_GoBack"/>
+      <w:bookmarkEnd w:id="83"/>
+      <w:r>
+        <w:rPr>
+          <w:rFonts w:hint="default" w:ascii="Times New Roman" w:hAnsi="Times New Roman" w:cs="Times New Roman"/>
+          <w:b/>
+          <w:i w:val="0"/>
+          <w:color w:val="auto"/>
+          <w:sz w:val="32"/>
+          <w:szCs w:val="32"/>
+          <w:lang w:val="en-US"/>
+        </w:rPr>
+        <w:t>.</w:t>
       </w:r>
       <w:r>
         <w:rPr>
@@ -22635,6 +22653,7 @@
             <w:insideH w:val="none" w:color="auto" w:sz="0" w:space="0"/>
             <w:insideV w:val="none" w:color="auto" w:sz="0" w:space="0"/>
           </w:tblBorders>
+          <w:shd w:val="clear" w:color="auto" w:fill="auto"/>
           <w:tblCellMar>
             <w:top w:w="15" w:type="dxa"/>
             <w:left w:w="15" w:type="dxa"/>
@@ -23598,7 +23617,6 @@
             <w:insideH w:val="none" w:color="auto" w:sz="0" w:space="0"/>
             <w:insideV w:val="none" w:color="auto" w:sz="0" w:space="0"/>
           </w:tblBorders>
-          <w:shd w:val="clear" w:color="auto" w:fill="auto"/>
           <w:tblCellMar>
             <w:top w:w="15" w:type="dxa"/>
             <w:left w:w="15" w:type="dxa"/>
@@ -27562,8 +27580,6 @@
           <w:szCs w:val="28"/>
         </w:rPr>
       </w:pPr>
-      <w:bookmarkStart w:id="83" w:name="_GoBack"/>
-      <w:bookmarkEnd w:id="83"/>
       <w:r>
         <w:rPr>
           <w:rFonts w:hint="default" w:ascii="Times New Roman" w:hAnsi="Times New Roman" w:cs="Times New Roman"/>
@@ -28055,7 +28071,7 @@
           <w:szCs w:val="28"/>
           <w:lang w:val="en-US"/>
         </w:rPr>
-        <w:t>Bao gồm các nội dung cốt lõi sau:</w:t>
+        <w:t>Bao gồm :</w:t>
       </w:r>
     </w:p>
     <w:p>
@@ -28093,7 +28109,7 @@
           <w:szCs w:val="28"/>
           <w:lang w:val="en-US"/>
         </w:rPr>
-        <w:t>Sơ đồ cổng logic / Sơ đồ khối: Cấu trúc phần cứng chi tiết bao gồm các cổng logic (NAND/NOR/NOT) hoặc biểu diễn dạng khối chức năng chuẩn.</w:t>
+        <w:t>-Sơ đồ cổng logic / Sơ đồ khối: Cấu trúc phần cứng chi tiết bao gồm các cổng logic (NAND/NOR/NOT) hoặc biểu diễn dạng khối chức năng chuẩn.</w:t>
       </w:r>
     </w:p>
     <w:p>

--- a/KTMT.docx
+++ b/KTMT.docx
@@ -11336,14 +11336,6 @@
       </w:tblGrid>
       <w:tr>
         <w:tblPrEx>
-          <w:tblBorders>
-            <w:top w:val="single" w:color="auto" w:sz="4" w:space="0"/>
-            <w:left w:val="single" w:color="auto" w:sz="4" w:space="0"/>
-            <w:bottom w:val="single" w:color="auto" w:sz="4" w:space="0"/>
-            <w:right w:val="single" w:color="auto" w:sz="4" w:space="0"/>
-            <w:insideH w:val="single" w:color="auto" w:sz="4" w:space="0"/>
-            <w:insideV w:val="single" w:color="auto" w:sz="4" w:space="0"/>
-          </w:tblBorders>
           <w:tblCellMar>
             <w:top w:w="0" w:type="dxa"/>
             <w:left w:w="108" w:type="dxa"/>
@@ -14345,7 +14337,6 @@
       </w:tblGrid>
       <w:tr>
         <w:tblPrEx>
-          <w:shd w:val="clear" w:color="auto" w:fill="BEBEBE" w:themeFill="background1" w:themeFillShade="BF"/>
           <w:tblCellMar>
             <w:top w:w="0" w:type="dxa"/>
             <w:left w:w="108" w:type="dxa"/>
@@ -14490,7 +14481,6 @@
       </w:tr>
       <w:tr>
         <w:tblPrEx>
-          <w:shd w:val="clear" w:color="auto" w:fill="BEBEBE" w:themeFill="background1" w:themeFillShade="BF"/>
           <w:tblCellMar>
             <w:top w:w="0" w:type="dxa"/>
             <w:left w:w="108" w:type="dxa"/>
@@ -14634,7 +14624,6 @@
       </w:tr>
       <w:tr>
         <w:tblPrEx>
-          <w:shd w:val="clear" w:color="auto" w:fill="BEBEBE" w:themeFill="background1" w:themeFillShade="BF"/>
           <w:tblCellMar>
             <w:top w:w="0" w:type="dxa"/>
             <w:left w:w="108" w:type="dxa"/>
@@ -14778,7 +14767,6 @@
       </w:tr>
       <w:tr>
         <w:tblPrEx>
-          <w:shd w:val="clear" w:color="auto" w:fill="BEBEBE" w:themeFill="background1" w:themeFillShade="BF"/>
           <w:tblCellMar>
             <w:top w:w="0" w:type="dxa"/>
             <w:left w:w="108" w:type="dxa"/>
@@ -14922,7 +14910,6 @@
       </w:tr>
       <w:tr>
         <w:tblPrEx>
-          <w:shd w:val="clear" w:color="auto" w:fill="BEBEBE" w:themeFill="background1" w:themeFillShade="BF"/>
           <w:tblCellMar>
             <w:top w:w="0" w:type="dxa"/>
             <w:left w:w="108" w:type="dxa"/>
@@ -15066,7 +15053,6 @@
       </w:tr>
       <w:tr>
         <w:tblPrEx>
-          <w:shd w:val="clear" w:color="auto" w:fill="BEBEBE" w:themeFill="background1" w:themeFillShade="BF"/>
           <w:tblCellMar>
             <w:top w:w="0" w:type="dxa"/>
             <w:left w:w="108" w:type="dxa"/>
@@ -22119,21 +22105,7 @@
           <w:szCs w:val="32"/>
           <w:lang w:val="en-US"/>
         </w:rPr>
-        <w:t>5.8</w:t>
-      </w:r>
-      <w:bookmarkStart w:id="83" w:name="_GoBack"/>
-      <w:bookmarkEnd w:id="83"/>
-      <w:r>
-        <w:rPr>
-          <w:rFonts w:hint="default" w:ascii="Times New Roman" w:hAnsi="Times New Roman" w:cs="Times New Roman"/>
-          <w:b/>
-          <w:i w:val="0"/>
-          <w:color w:val="auto"/>
-          <w:sz w:val="32"/>
-          <w:szCs w:val="32"/>
-          <w:lang w:val="en-US"/>
-        </w:rPr>
-        <w:t>.</w:t>
+        <w:t>5.8.</w:t>
       </w:r>
       <w:r>
         <w:rPr>
@@ -23617,6 +23589,7 @@
             <w:insideH w:val="none" w:color="auto" w:sz="0" w:space="0"/>
             <w:insideV w:val="none" w:color="auto" w:sz="0" w:space="0"/>
           </w:tblBorders>
+          <w:shd w:val="clear" w:color="auto" w:fill="auto"/>
           <w:tblCellMar>
             <w:top w:w="15" w:type="dxa"/>
             <w:left w:w="15" w:type="dxa"/>
@@ -25521,6 +25494,7 @@
                 <w:rFonts w:hint="default" w:ascii="Times New Roman" w:hAnsi="Times New Roman" w:cs="Times New Roman"/>
                 <w:sz w:val="28"/>
                 <w:szCs w:val="28"/>
+                <w:lang w:val="en-US"/>
               </w:rPr>
             </w:pPr>
             <w:r>
@@ -25533,6 +25507,18 @@
                 <w:szCs w:val="28"/>
               </w:rPr>
               <w:t>A</w:t>
+            </w:r>
+            <w:r>
+              <w:rPr>
+                <w:rFonts w:hint="default" w:ascii="Times New Roman" w:hAnsi="Times New Roman" w:cs="Times New Roman"/>
+                <w:b/>
+                <w:i w:val="0"/>
+                <w:color w:val="FFFFFF"/>
+                <w:sz w:val="28"/>
+                <w:szCs w:val="28"/>
+                <w:lang w:val="en-US"/>
+              </w:rPr>
+              <w:t>1</w:t>
             </w:r>
           </w:p>
         </w:tc>
@@ -25555,6 +25541,7 @@
                 <w:rFonts w:hint="default" w:ascii="Times New Roman" w:hAnsi="Times New Roman" w:cs="Times New Roman"/>
                 <w:sz w:val="28"/>
                 <w:szCs w:val="28"/>
+                <w:lang w:val="en-US"/>
               </w:rPr>
             </w:pPr>
             <w:r>
@@ -25567,6 +25554,18 @@
                 <w:szCs w:val="28"/>
               </w:rPr>
               <w:t>B</w:t>
+            </w:r>
+            <w:r>
+              <w:rPr>
+                <w:rFonts w:hint="default" w:ascii="Times New Roman" w:hAnsi="Times New Roman" w:cs="Times New Roman"/>
+                <w:b/>
+                <w:i w:val="0"/>
+                <w:color w:val="FFFFFF"/>
+                <w:sz w:val="28"/>
+                <w:szCs w:val="28"/>
+                <w:lang w:val="en-US"/>
+              </w:rPr>
+              <w:t>1</w:t>
             </w:r>
           </w:p>
         </w:tc>
@@ -25623,6 +25622,7 @@
                 <w:rFonts w:hint="default" w:ascii="Times New Roman" w:hAnsi="Times New Roman" w:cs="Times New Roman"/>
                 <w:sz w:val="28"/>
                 <w:szCs w:val="28"/>
+                <w:lang w:val="en-US"/>
               </w:rPr>
             </w:pPr>
             <w:r>
@@ -25635,6 +25635,18 @@
                 <w:szCs w:val="28"/>
               </w:rPr>
               <w:t>Sum</w:t>
+            </w:r>
+            <w:r>
+              <w:rPr>
+                <w:rFonts w:hint="default" w:ascii="Times New Roman" w:hAnsi="Times New Roman" w:cs="Times New Roman"/>
+                <w:b/>
+                <w:i w:val="0"/>
+                <w:color w:val="FFFFFF"/>
+                <w:sz w:val="28"/>
+                <w:szCs w:val="28"/>
+                <w:lang w:val="en-US"/>
+              </w:rPr>
+              <w:t>1</w:t>
             </w:r>
           </w:p>
         </w:tc>
@@ -27443,7 +27455,53 @@
           <w:sz w:val="32"/>
           <w:szCs w:val="32"/>
         </w:rPr>
-        <w:t>6.3: Mạch trừ (Subtractor)</w:t>
+        <w:t>6.3: Mạch trừ</w:t>
+      </w:r>
+      <w:r>
+        <w:rPr>
+          <w:rFonts w:hint="default" w:ascii="Times New Roman" w:hAnsi="Times New Roman" w:cs="Times New Roman"/>
+          <w:b/>
+          <w:i w:val="0"/>
+          <w:color w:val="auto"/>
+          <w:sz w:val="32"/>
+          <w:szCs w:val="32"/>
+          <w:lang w:val="en-US"/>
+        </w:rPr>
+        <w:t xml:space="preserve"> đầy đủ</w:t>
+      </w:r>
+      <w:r>
+        <w:rPr>
+          <w:rFonts w:hint="default" w:ascii="Times New Roman" w:hAnsi="Times New Roman" w:cs="Times New Roman"/>
+          <w:b/>
+          <w:i w:val="0"/>
+          <w:color w:val="auto"/>
+          <w:sz w:val="32"/>
+          <w:szCs w:val="32"/>
+        </w:rPr>
+        <w:t xml:space="preserve"> (</w:t>
+      </w:r>
+      <w:r>
+        <w:rPr>
+          <w:rFonts w:hint="default" w:ascii="Times New Roman" w:hAnsi="Times New Roman" w:cs="Times New Roman"/>
+          <w:b/>
+          <w:i w:val="0"/>
+          <w:color w:val="auto"/>
+          <w:sz w:val="32"/>
+          <w:szCs w:val="32"/>
+          <w:lang w:val="en-US"/>
+        </w:rPr>
+        <w:t xml:space="preserve">Full </w:t>
+      </w:r>
+      <w:r>
+        <w:rPr>
+          <w:rFonts w:hint="default" w:ascii="Times New Roman" w:hAnsi="Times New Roman" w:cs="Times New Roman"/>
+          <w:b/>
+          <w:i w:val="0"/>
+          <w:color w:val="auto"/>
+          <w:sz w:val="32"/>
+          <w:szCs w:val="32"/>
+        </w:rPr>
+        <w:t>Subtractor)</w:t>
       </w:r>
       <w:bookmarkEnd w:id="79"/>
     </w:p>
@@ -27725,6 +27783,2102 @@
         </w:rPr>
         <w:t>B ⊕ 1 = B̄ (đảo toàn bộ bit B) và Cin = 1 ⇒ Mạch thực hiện phép cộng A + B̄ + 1 = A - B (đúng theo công thức bù 2).</w:t>
       </w:r>
+      <w:bookmarkStart w:id="83" w:name="_GoBack"/>
+      <w:bookmarkEnd w:id="83"/>
+    </w:p>
+    <w:p>
+      <w:pPr>
+        <w:spacing w:before="120"/>
+        <w:ind w:left="360"/>
+        <w:rPr>
+          <w:rFonts w:hint="default" w:ascii="Times New Roman" w:hAnsi="Times New Roman" w:cs="Times New Roman"/>
+          <w:b w:val="0"/>
+          <w:i w:val="0"/>
+          <w:color w:val="000000"/>
+          <w:sz w:val="28"/>
+          <w:szCs w:val="28"/>
+        </w:rPr>
+      </w:pPr>
+      <w:r>
+        <w:drawing>
+          <wp:inline distT="0" distB="0" distL="114300" distR="114300">
+            <wp:extent cx="5269865" cy="2739390"/>
+            <wp:effectExtent l="0" t="0" r="6985" b="3810"/>
+            <wp:docPr id="4" name="Hình ảnh 2"/>
+            <wp:cNvGraphicFramePr>
+              <a:graphicFrameLocks xmlns:a="http://schemas.openxmlformats.org/drawingml/2006/main" noChangeAspect="1"/>
+            </wp:cNvGraphicFramePr>
+            <a:graphic xmlns:a="http://schemas.openxmlformats.org/drawingml/2006/main">
+              <a:graphicData uri="http://schemas.openxmlformats.org/drawingml/2006/picture">
+                <pic:pic xmlns:pic="http://schemas.openxmlformats.org/drawingml/2006/picture">
+                  <pic:nvPicPr>
+                    <pic:cNvPr id="4" name="Hình ảnh 2"/>
+                    <pic:cNvPicPr>
+                      <a:picLocks noChangeAspect="1"/>
+                    </pic:cNvPicPr>
+                  </pic:nvPicPr>
+                  <pic:blipFill>
+                    <a:blip r:embed="rId14"/>
+                    <a:stretch>
+                      <a:fillRect/>
+                    </a:stretch>
+                  </pic:blipFill>
+                  <pic:spPr>
+                    <a:xfrm>
+                      <a:off x="0" y="0"/>
+                      <a:ext cx="5269865" cy="2739390"/>
+                    </a:xfrm>
+                    <a:prstGeom prst="rect">
+                      <a:avLst/>
+                    </a:prstGeom>
+                    <a:noFill/>
+                    <a:ln>
+                      <a:noFill/>
+                    </a:ln>
+                  </pic:spPr>
+                </pic:pic>
+              </a:graphicData>
+            </a:graphic>
+          </wp:inline>
+        </w:drawing>
+      </w:r>
+    </w:p>
+    <w:p>
+      <w:pPr>
+        <w:spacing w:before="120"/>
+        <w:ind w:left="360"/>
+        <w:rPr>
+          <w:rFonts w:hint="default" w:ascii="Times New Roman" w:hAnsi="Times New Roman" w:cs="Times New Roman"/>
+          <w:b w:val="0"/>
+          <w:i w:val="0"/>
+          <w:color w:val="000000"/>
+          <w:sz w:val="28"/>
+          <w:szCs w:val="28"/>
+        </w:rPr>
+      </w:pPr>
+    </w:p>
+    <w:tbl>
+      <w:tblPr>
+        <w:tblStyle w:val="17"/>
+        <w:tblW w:w="0" w:type="auto"/>
+        <w:tblInd w:w="0" w:type="dxa"/>
+        <w:tblBorders>
+          <w:top w:val="single" w:color="auto" w:sz="4" w:space="0"/>
+          <w:left w:val="single" w:color="auto" w:sz="4" w:space="0"/>
+          <w:bottom w:val="single" w:color="auto" w:sz="4" w:space="0"/>
+          <w:right w:val="single" w:color="auto" w:sz="4" w:space="0"/>
+          <w:insideH w:val="single" w:color="auto" w:sz="4" w:space="0"/>
+          <w:insideV w:val="single" w:color="auto" w:sz="4" w:space="0"/>
+        </w:tblBorders>
+        <w:tblLayout w:type="autofit"/>
+        <w:tblCellMar>
+          <w:left w:w="108" w:type="dxa"/>
+          <w:right w:w="108" w:type="dxa"/>
+        </w:tblCellMar>
+      </w:tblPr>
+      <w:tblGrid>
+        <w:gridCol w:w="1704"/>
+        <w:gridCol w:w="1704"/>
+        <w:gridCol w:w="1704"/>
+        <w:gridCol w:w="1705"/>
+        <w:gridCol w:w="1705"/>
+      </w:tblGrid>
+      <w:tr>
+        <w:tblPrEx>
+          <w:tblBorders>
+            <w:top w:val="single" w:color="auto" w:sz="4" w:space="0"/>
+            <w:left w:val="single" w:color="auto" w:sz="4" w:space="0"/>
+            <w:bottom w:val="single" w:color="auto" w:sz="4" w:space="0"/>
+            <w:right w:val="single" w:color="auto" w:sz="4" w:space="0"/>
+            <w:insideH w:val="single" w:color="auto" w:sz="4" w:space="0"/>
+            <w:insideV w:val="single" w:color="auto" w:sz="4" w:space="0"/>
+          </w:tblBorders>
+          <w:tblCellMar>
+            <w:left w:w="108" w:type="dxa"/>
+            <w:right w:w="108" w:type="dxa"/>
+          </w:tblCellMar>
+        </w:tblPrEx>
+        <w:tc>
+          <w:tcPr>
+            <w:tcW w:w="1704" w:type="dxa"/>
+            <w:tcBorders>
+              <w:top w:val="single" w:color="FFFFFF" w:sz="4" w:space="0"/>
+              <w:left w:val="single" w:color="FFFFFF" w:sz="4" w:space="0"/>
+              <w:bottom w:val="single" w:color="FFFFFF" w:sz="4" w:space="0"/>
+              <w:right w:val="single" w:color="FFFFFF" w:sz="4" w:space="0"/>
+              <w:tl2br w:val="nil"/>
+            </w:tcBorders>
+            <w:shd w:val="clear" w:color="auto" w:fill="4874CB"/>
+          </w:tcPr>
+          <w:p>
+            <w:pPr>
+              <w:spacing w:before="120"/>
+              <w:jc w:val="center"/>
+              <w:rPr>
+                <w:rFonts w:hint="default" w:ascii="Times New Roman" w:hAnsi="Times New Roman" w:cs="Times New Roman"/>
+                <w:b/>
+                <w:i w:val="0"/>
+                <w:color w:val="FFFFFF"/>
+                <w:sz w:val="28"/>
+                <w:szCs w:val="28"/>
+                <w:vertAlign w:val="baseline"/>
+                <w:lang w:val="en-US"/>
+              </w:rPr>
+            </w:pPr>
+            <w:r>
+              <w:rPr>
+                <w:rFonts w:hint="default" w:ascii="Times New Roman" w:hAnsi="Times New Roman" w:cs="Times New Roman"/>
+                <w:b/>
+                <w:i w:val="0"/>
+                <w:color w:val="FFFFFF"/>
+                <w:sz w:val="28"/>
+                <w:szCs w:val="28"/>
+                <w:vertAlign w:val="baseline"/>
+                <w:lang w:val="en-US"/>
+              </w:rPr>
+              <w:t>A2</w:t>
+            </w:r>
+          </w:p>
+        </w:tc>
+        <w:tc>
+          <w:tcPr>
+            <w:tcW w:w="1704" w:type="dxa"/>
+            <w:tcBorders>
+              <w:top w:val="single" w:color="FFFFFF" w:sz="4" w:space="0"/>
+              <w:left w:val="single" w:color="FFFFFF" w:sz="4" w:space="0"/>
+              <w:bottom w:val="single" w:color="FFFFFF" w:sz="4" w:space="0"/>
+              <w:right w:val="single" w:color="FFFFFF" w:sz="4" w:space="0"/>
+            </w:tcBorders>
+            <w:shd w:val="clear" w:color="auto" w:fill="4874CB"/>
+          </w:tcPr>
+          <w:p>
+            <w:pPr>
+              <w:spacing w:before="120"/>
+              <w:jc w:val="center"/>
+              <w:rPr>
+                <w:rFonts w:hint="default" w:ascii="Times New Roman" w:hAnsi="Times New Roman" w:cs="Times New Roman"/>
+                <w:b/>
+                <w:i w:val="0"/>
+                <w:color w:val="FFFFFF"/>
+                <w:sz w:val="28"/>
+                <w:szCs w:val="28"/>
+                <w:vertAlign w:val="baseline"/>
+                <w:lang w:val="en-US"/>
+              </w:rPr>
+            </w:pPr>
+            <w:r>
+              <w:rPr>
+                <w:rFonts w:hint="default" w:ascii="Times New Roman" w:hAnsi="Times New Roman" w:cs="Times New Roman"/>
+                <w:b/>
+                <w:i w:val="0"/>
+                <w:color w:val="FFFFFF"/>
+                <w:sz w:val="28"/>
+                <w:szCs w:val="28"/>
+                <w:vertAlign w:val="baseline"/>
+                <w:lang w:val="en-US"/>
+              </w:rPr>
+              <w:t>B2</w:t>
+            </w:r>
+          </w:p>
+        </w:tc>
+        <w:tc>
+          <w:tcPr>
+            <w:tcW w:w="1704" w:type="dxa"/>
+            <w:tcBorders>
+              <w:top w:val="single" w:color="FFFFFF" w:sz="4" w:space="0"/>
+              <w:left w:val="single" w:color="FFFFFF" w:sz="4" w:space="0"/>
+              <w:bottom w:val="single" w:color="FFFFFF" w:sz="4" w:space="0"/>
+              <w:right w:val="single" w:color="FFFFFF" w:sz="4" w:space="0"/>
+            </w:tcBorders>
+            <w:shd w:val="clear" w:color="auto" w:fill="4874CB"/>
+          </w:tcPr>
+          <w:p>
+            <w:pPr>
+              <w:spacing w:before="120"/>
+              <w:jc w:val="center"/>
+              <w:rPr>
+                <w:rFonts w:hint="default" w:ascii="Times New Roman" w:hAnsi="Times New Roman" w:cs="Times New Roman"/>
+                <w:b/>
+                <w:i w:val="0"/>
+                <w:color w:val="FFFFFF"/>
+                <w:sz w:val="28"/>
+                <w:szCs w:val="28"/>
+                <w:vertAlign w:val="baseline"/>
+                <w:lang w:val="en-US"/>
+              </w:rPr>
+            </w:pPr>
+            <w:r>
+              <w:rPr>
+                <w:rFonts w:hint="default" w:ascii="Times New Roman" w:hAnsi="Times New Roman" w:cs="Times New Roman"/>
+                <w:b/>
+                <w:i w:val="0"/>
+                <w:color w:val="FFFFFF"/>
+                <w:sz w:val="28"/>
+                <w:szCs w:val="28"/>
+                <w:vertAlign w:val="baseline"/>
+                <w:lang w:val="en-US"/>
+              </w:rPr>
+              <w:t>B_in</w:t>
+            </w:r>
+          </w:p>
+        </w:tc>
+        <w:tc>
+          <w:tcPr>
+            <w:tcW w:w="1705" w:type="dxa"/>
+            <w:tcBorders>
+              <w:top w:val="single" w:color="FFFFFF" w:sz="4" w:space="0"/>
+              <w:left w:val="single" w:color="FFFFFF" w:sz="4" w:space="0"/>
+              <w:bottom w:val="single" w:color="FFFFFF" w:sz="4" w:space="0"/>
+              <w:right w:val="single" w:color="FFFFFF" w:sz="4" w:space="0"/>
+            </w:tcBorders>
+            <w:shd w:val="clear" w:color="auto" w:fill="4874CB"/>
+          </w:tcPr>
+          <w:p>
+            <w:pPr>
+              <w:spacing w:before="120"/>
+              <w:jc w:val="center"/>
+              <w:rPr>
+                <w:rFonts w:hint="default" w:ascii="Times New Roman" w:hAnsi="Times New Roman" w:cs="Times New Roman"/>
+                <w:b/>
+                <w:i w:val="0"/>
+                <w:color w:val="FFFFFF"/>
+                <w:sz w:val="28"/>
+                <w:szCs w:val="28"/>
+                <w:vertAlign w:val="baseline"/>
+                <w:lang w:val="en-US"/>
+              </w:rPr>
+            </w:pPr>
+            <w:r>
+              <w:rPr>
+                <w:rFonts w:hint="default" w:ascii="Times New Roman" w:hAnsi="Times New Roman" w:cs="Times New Roman"/>
+                <w:b/>
+                <w:i w:val="0"/>
+                <w:color w:val="FFFFFF"/>
+                <w:sz w:val="28"/>
+                <w:szCs w:val="28"/>
+                <w:vertAlign w:val="baseline"/>
+                <w:lang w:val="en-US"/>
+              </w:rPr>
+              <w:t>D</w:t>
+            </w:r>
+          </w:p>
+        </w:tc>
+        <w:tc>
+          <w:tcPr>
+            <w:tcW w:w="1705" w:type="dxa"/>
+            <w:tcBorders>
+              <w:top w:val="single" w:color="FFFFFF" w:sz="4" w:space="0"/>
+              <w:left w:val="single" w:color="FFFFFF" w:sz="4" w:space="0"/>
+              <w:bottom w:val="single" w:color="FFFFFF" w:sz="4" w:space="0"/>
+              <w:right w:val="single" w:color="FFFFFF" w:sz="4" w:space="0"/>
+            </w:tcBorders>
+            <w:shd w:val="clear" w:color="auto" w:fill="4874CB"/>
+          </w:tcPr>
+          <w:p>
+            <w:pPr>
+              <w:spacing w:before="120"/>
+              <w:jc w:val="center"/>
+              <w:rPr>
+                <w:rFonts w:hint="default" w:ascii="Times New Roman" w:hAnsi="Times New Roman" w:cs="Times New Roman"/>
+                <w:b/>
+                <w:i w:val="0"/>
+                <w:color w:val="FFFFFF"/>
+                <w:sz w:val="28"/>
+                <w:szCs w:val="28"/>
+                <w:vertAlign w:val="baseline"/>
+                <w:lang w:val="en-US"/>
+              </w:rPr>
+            </w:pPr>
+            <w:r>
+              <w:rPr>
+                <w:rFonts w:hint="default" w:ascii="Times New Roman" w:hAnsi="Times New Roman" w:cs="Times New Roman"/>
+                <w:b/>
+                <w:i w:val="0"/>
+                <w:color w:val="FFFFFF"/>
+                <w:sz w:val="28"/>
+                <w:szCs w:val="28"/>
+                <w:vertAlign w:val="baseline"/>
+                <w:lang w:val="en-US"/>
+              </w:rPr>
+              <w:t>B_out</w:t>
+            </w:r>
+          </w:p>
+        </w:tc>
+      </w:tr>
+      <w:tr>
+        <w:tblPrEx>
+          <w:tblBorders>
+            <w:top w:val="single" w:color="auto" w:sz="4" w:space="0"/>
+            <w:left w:val="single" w:color="auto" w:sz="4" w:space="0"/>
+            <w:bottom w:val="single" w:color="auto" w:sz="4" w:space="0"/>
+            <w:right w:val="single" w:color="auto" w:sz="4" w:space="0"/>
+            <w:insideH w:val="single" w:color="auto" w:sz="4" w:space="0"/>
+            <w:insideV w:val="single" w:color="auto" w:sz="4" w:space="0"/>
+          </w:tblBorders>
+          <w:tblCellMar>
+            <w:left w:w="108" w:type="dxa"/>
+            <w:right w:w="108" w:type="dxa"/>
+          </w:tblCellMar>
+        </w:tblPrEx>
+        <w:tc>
+          <w:tcPr>
+            <w:tcW w:w="1704" w:type="dxa"/>
+            <w:tcBorders>
+              <w:top w:val="single" w:color="FFFFFF" w:sz="4" w:space="0"/>
+              <w:left w:val="single" w:color="FFFFFF" w:sz="4" w:space="0"/>
+              <w:bottom w:val="single" w:color="FFFFFF" w:sz="4" w:space="0"/>
+              <w:right w:val="single" w:color="FFFFFF" w:sz="4" w:space="0"/>
+            </w:tcBorders>
+            <w:shd w:val="clear" w:color="auto" w:fill="DAE3F5"/>
+          </w:tcPr>
+          <w:p>
+            <w:pPr>
+              <w:spacing w:before="120"/>
+              <w:jc w:val="center"/>
+              <w:rPr>
+                <w:rFonts w:hint="default" w:ascii="Times New Roman" w:hAnsi="Times New Roman" w:cs="Times New Roman"/>
+                <w:b w:val="0"/>
+                <w:i w:val="0"/>
+                <w:color w:val="000000"/>
+                <w:sz w:val="28"/>
+                <w:szCs w:val="28"/>
+                <w:vertAlign w:val="baseline"/>
+                <w:lang w:val="en-US"/>
+              </w:rPr>
+            </w:pPr>
+            <w:r>
+              <w:rPr>
+                <w:rFonts w:hint="default" w:ascii="Times New Roman" w:hAnsi="Times New Roman" w:cs="Times New Roman"/>
+                <w:b w:val="0"/>
+                <w:i w:val="0"/>
+                <w:color w:val="000000"/>
+                <w:sz w:val="28"/>
+                <w:szCs w:val="28"/>
+                <w:vertAlign w:val="baseline"/>
+                <w:lang w:val="en-US"/>
+              </w:rPr>
+              <w:t>0</w:t>
+            </w:r>
+          </w:p>
+        </w:tc>
+        <w:tc>
+          <w:tcPr>
+            <w:tcW w:w="1704" w:type="dxa"/>
+            <w:tcBorders>
+              <w:top w:val="single" w:color="FFFFFF" w:sz="4" w:space="0"/>
+              <w:left w:val="single" w:color="FFFFFF" w:sz="4" w:space="0"/>
+              <w:bottom w:val="single" w:color="FFFFFF" w:sz="4" w:space="0"/>
+              <w:right w:val="single" w:color="FFFFFF" w:sz="4" w:space="0"/>
+            </w:tcBorders>
+            <w:shd w:val="clear" w:color="auto" w:fill="DAE3F5"/>
+          </w:tcPr>
+          <w:p>
+            <w:pPr>
+              <w:spacing w:before="120"/>
+              <w:jc w:val="center"/>
+              <w:rPr>
+                <w:rFonts w:hint="default" w:ascii="Times New Roman" w:hAnsi="Times New Roman" w:cs="Times New Roman"/>
+                <w:b w:val="0"/>
+                <w:i w:val="0"/>
+                <w:color w:val="000000"/>
+                <w:sz w:val="28"/>
+                <w:szCs w:val="28"/>
+                <w:vertAlign w:val="baseline"/>
+                <w:lang w:val="en-US"/>
+              </w:rPr>
+            </w:pPr>
+            <w:r>
+              <w:rPr>
+                <w:rFonts w:hint="default" w:ascii="Times New Roman" w:hAnsi="Times New Roman" w:cs="Times New Roman"/>
+                <w:b w:val="0"/>
+                <w:i w:val="0"/>
+                <w:color w:val="000000"/>
+                <w:sz w:val="28"/>
+                <w:szCs w:val="28"/>
+                <w:vertAlign w:val="baseline"/>
+                <w:lang w:val="en-US"/>
+              </w:rPr>
+              <w:t>0</w:t>
+            </w:r>
+          </w:p>
+        </w:tc>
+        <w:tc>
+          <w:tcPr>
+            <w:tcW w:w="1704" w:type="dxa"/>
+            <w:tcBorders>
+              <w:top w:val="single" w:color="FFFFFF" w:sz="4" w:space="0"/>
+              <w:left w:val="single" w:color="FFFFFF" w:sz="4" w:space="0"/>
+              <w:bottom w:val="single" w:color="FFFFFF" w:sz="4" w:space="0"/>
+              <w:right w:val="single" w:color="FFFFFF" w:sz="4" w:space="0"/>
+            </w:tcBorders>
+            <w:shd w:val="clear" w:color="auto" w:fill="DAE3F5"/>
+          </w:tcPr>
+          <w:p>
+            <w:pPr>
+              <w:spacing w:before="120"/>
+              <w:jc w:val="center"/>
+              <w:rPr>
+                <w:rFonts w:hint="default" w:ascii="Times New Roman" w:hAnsi="Times New Roman" w:cs="Times New Roman"/>
+                <w:b w:val="0"/>
+                <w:i w:val="0"/>
+                <w:color w:val="000000"/>
+                <w:sz w:val="28"/>
+                <w:szCs w:val="28"/>
+                <w:vertAlign w:val="baseline"/>
+                <w:lang w:val="en-US"/>
+              </w:rPr>
+            </w:pPr>
+            <w:r>
+              <w:rPr>
+                <w:rFonts w:hint="default" w:ascii="Times New Roman" w:hAnsi="Times New Roman" w:cs="Times New Roman"/>
+                <w:b w:val="0"/>
+                <w:i w:val="0"/>
+                <w:color w:val="000000"/>
+                <w:sz w:val="28"/>
+                <w:szCs w:val="28"/>
+                <w:vertAlign w:val="baseline"/>
+                <w:lang w:val="en-US"/>
+              </w:rPr>
+              <w:t>0</w:t>
+            </w:r>
+          </w:p>
+        </w:tc>
+        <w:tc>
+          <w:tcPr>
+            <w:tcW w:w="1705" w:type="dxa"/>
+            <w:tcBorders>
+              <w:top w:val="single" w:color="FFFFFF" w:sz="4" w:space="0"/>
+              <w:left w:val="single" w:color="FFFFFF" w:sz="4" w:space="0"/>
+              <w:bottom w:val="single" w:color="FFFFFF" w:sz="4" w:space="0"/>
+              <w:right w:val="single" w:color="FFFFFF" w:sz="4" w:space="0"/>
+            </w:tcBorders>
+            <w:shd w:val="clear" w:color="auto" w:fill="DAE3F5"/>
+          </w:tcPr>
+          <w:p>
+            <w:pPr>
+              <w:spacing w:before="120"/>
+              <w:jc w:val="center"/>
+              <w:rPr>
+                <w:rFonts w:hint="default" w:ascii="Times New Roman" w:hAnsi="Times New Roman" w:cs="Times New Roman"/>
+                <w:b w:val="0"/>
+                <w:i w:val="0"/>
+                <w:color w:val="000000"/>
+                <w:sz w:val="28"/>
+                <w:szCs w:val="28"/>
+                <w:vertAlign w:val="baseline"/>
+                <w:lang w:val="en-US"/>
+              </w:rPr>
+            </w:pPr>
+            <w:r>
+              <w:rPr>
+                <w:rFonts w:hint="default" w:ascii="Times New Roman" w:hAnsi="Times New Roman" w:cs="Times New Roman"/>
+                <w:b w:val="0"/>
+                <w:i w:val="0"/>
+                <w:color w:val="000000"/>
+                <w:sz w:val="28"/>
+                <w:szCs w:val="28"/>
+                <w:vertAlign w:val="baseline"/>
+                <w:lang w:val="en-US"/>
+              </w:rPr>
+              <w:t>0</w:t>
+            </w:r>
+          </w:p>
+        </w:tc>
+        <w:tc>
+          <w:tcPr>
+            <w:tcW w:w="1705" w:type="dxa"/>
+            <w:tcBorders>
+              <w:top w:val="single" w:color="FFFFFF" w:sz="4" w:space="0"/>
+              <w:left w:val="single" w:color="FFFFFF" w:sz="4" w:space="0"/>
+              <w:bottom w:val="single" w:color="FFFFFF" w:sz="4" w:space="0"/>
+              <w:right w:val="single" w:color="FFFFFF" w:sz="4" w:space="0"/>
+            </w:tcBorders>
+            <w:shd w:val="clear" w:color="auto" w:fill="DAE3F5"/>
+          </w:tcPr>
+          <w:p>
+            <w:pPr>
+              <w:spacing w:before="120"/>
+              <w:jc w:val="center"/>
+              <w:rPr>
+                <w:rFonts w:hint="default" w:ascii="Times New Roman" w:hAnsi="Times New Roman" w:cs="Times New Roman"/>
+                <w:b w:val="0"/>
+                <w:i w:val="0"/>
+                <w:color w:val="000000"/>
+                <w:sz w:val="28"/>
+                <w:szCs w:val="28"/>
+                <w:vertAlign w:val="baseline"/>
+                <w:lang w:val="en-US"/>
+              </w:rPr>
+            </w:pPr>
+            <w:r>
+              <w:rPr>
+                <w:rFonts w:hint="default" w:ascii="Times New Roman" w:hAnsi="Times New Roman" w:cs="Times New Roman"/>
+                <w:b w:val="0"/>
+                <w:i w:val="0"/>
+                <w:color w:val="000000"/>
+                <w:sz w:val="28"/>
+                <w:szCs w:val="28"/>
+                <w:vertAlign w:val="baseline"/>
+                <w:lang w:val="en-US"/>
+              </w:rPr>
+              <w:t>0</w:t>
+            </w:r>
+          </w:p>
+        </w:tc>
+      </w:tr>
+      <w:tr>
+        <w:tblPrEx>
+          <w:tblBorders>
+            <w:top w:val="single" w:color="auto" w:sz="4" w:space="0"/>
+            <w:left w:val="single" w:color="auto" w:sz="4" w:space="0"/>
+            <w:bottom w:val="single" w:color="auto" w:sz="4" w:space="0"/>
+            <w:right w:val="single" w:color="auto" w:sz="4" w:space="0"/>
+            <w:insideH w:val="single" w:color="auto" w:sz="4" w:space="0"/>
+            <w:insideV w:val="single" w:color="auto" w:sz="4" w:space="0"/>
+          </w:tblBorders>
+          <w:tblCellMar>
+            <w:left w:w="108" w:type="dxa"/>
+            <w:right w:w="108" w:type="dxa"/>
+          </w:tblCellMar>
+        </w:tblPrEx>
+        <w:tc>
+          <w:tcPr>
+            <w:tcW w:w="1704" w:type="dxa"/>
+            <w:tcBorders>
+              <w:top w:val="single" w:color="FFFFFF" w:sz="4" w:space="0"/>
+              <w:left w:val="single" w:color="FFFFFF" w:sz="4" w:space="0"/>
+              <w:bottom w:val="single" w:color="FFFFFF" w:sz="4" w:space="0"/>
+              <w:right w:val="single" w:color="FFFFFF" w:sz="4" w:space="0"/>
+            </w:tcBorders>
+            <w:shd w:val="clear" w:color="auto" w:fill="DAE3F5"/>
+          </w:tcPr>
+          <w:p>
+            <w:pPr>
+              <w:spacing w:before="120"/>
+              <w:jc w:val="center"/>
+              <w:rPr>
+                <w:rFonts w:hint="default" w:ascii="Times New Roman" w:hAnsi="Times New Roman" w:cs="Times New Roman"/>
+                <w:b w:val="0"/>
+                <w:i w:val="0"/>
+                <w:color w:val="000000"/>
+                <w:sz w:val="28"/>
+                <w:szCs w:val="28"/>
+                <w:vertAlign w:val="baseline"/>
+                <w:lang w:val="en-US"/>
+              </w:rPr>
+            </w:pPr>
+            <w:r>
+              <w:rPr>
+                <w:rFonts w:hint="default" w:ascii="Times New Roman" w:hAnsi="Times New Roman" w:cs="Times New Roman"/>
+                <w:b w:val="0"/>
+                <w:i w:val="0"/>
+                <w:color w:val="000000"/>
+                <w:sz w:val="28"/>
+                <w:szCs w:val="28"/>
+                <w:vertAlign w:val="baseline"/>
+                <w:lang w:val="en-US"/>
+              </w:rPr>
+              <w:t>0</w:t>
+            </w:r>
+          </w:p>
+        </w:tc>
+        <w:tc>
+          <w:tcPr>
+            <w:tcW w:w="1704" w:type="dxa"/>
+            <w:tcBorders>
+              <w:top w:val="single" w:color="FFFFFF" w:sz="4" w:space="0"/>
+              <w:left w:val="single" w:color="FFFFFF" w:sz="4" w:space="0"/>
+              <w:bottom w:val="single" w:color="FFFFFF" w:sz="4" w:space="0"/>
+              <w:right w:val="single" w:color="FFFFFF" w:sz="4" w:space="0"/>
+            </w:tcBorders>
+            <w:shd w:val="clear" w:color="auto" w:fill="DAE3F5"/>
+          </w:tcPr>
+          <w:p>
+            <w:pPr>
+              <w:spacing w:before="120"/>
+              <w:jc w:val="center"/>
+              <w:rPr>
+                <w:rFonts w:hint="default" w:ascii="Times New Roman" w:hAnsi="Times New Roman" w:cs="Times New Roman"/>
+                <w:b w:val="0"/>
+                <w:i w:val="0"/>
+                <w:color w:val="000000"/>
+                <w:sz w:val="28"/>
+                <w:szCs w:val="28"/>
+                <w:vertAlign w:val="baseline"/>
+                <w:lang w:val="en-US"/>
+              </w:rPr>
+            </w:pPr>
+            <w:r>
+              <w:rPr>
+                <w:rFonts w:hint="default" w:ascii="Times New Roman" w:hAnsi="Times New Roman" w:cs="Times New Roman"/>
+                <w:b w:val="0"/>
+                <w:i w:val="0"/>
+                <w:color w:val="000000"/>
+                <w:sz w:val="28"/>
+                <w:szCs w:val="28"/>
+                <w:vertAlign w:val="baseline"/>
+                <w:lang w:val="en-US"/>
+              </w:rPr>
+              <w:t>0</w:t>
+            </w:r>
+          </w:p>
+        </w:tc>
+        <w:tc>
+          <w:tcPr>
+            <w:tcW w:w="1704" w:type="dxa"/>
+            <w:tcBorders>
+              <w:top w:val="single" w:color="FFFFFF" w:sz="4" w:space="0"/>
+              <w:left w:val="single" w:color="FFFFFF" w:sz="4" w:space="0"/>
+              <w:bottom w:val="single" w:color="FFFFFF" w:sz="4" w:space="0"/>
+              <w:right w:val="single" w:color="FFFFFF" w:sz="4" w:space="0"/>
+            </w:tcBorders>
+            <w:shd w:val="clear" w:color="auto" w:fill="DAE3F5"/>
+          </w:tcPr>
+          <w:p>
+            <w:pPr>
+              <w:spacing w:before="120"/>
+              <w:jc w:val="center"/>
+              <w:rPr>
+                <w:rFonts w:hint="default" w:ascii="Times New Roman" w:hAnsi="Times New Roman" w:cs="Times New Roman"/>
+                <w:b w:val="0"/>
+                <w:i w:val="0"/>
+                <w:color w:val="000000"/>
+                <w:sz w:val="28"/>
+                <w:szCs w:val="28"/>
+                <w:vertAlign w:val="baseline"/>
+                <w:lang w:val="en-US"/>
+              </w:rPr>
+            </w:pPr>
+            <w:r>
+              <w:rPr>
+                <w:rFonts w:hint="default" w:ascii="Times New Roman" w:hAnsi="Times New Roman" w:cs="Times New Roman"/>
+                <w:b w:val="0"/>
+                <w:i w:val="0"/>
+                <w:color w:val="000000"/>
+                <w:sz w:val="28"/>
+                <w:szCs w:val="28"/>
+                <w:vertAlign w:val="baseline"/>
+                <w:lang w:val="en-US"/>
+              </w:rPr>
+              <w:t>1</w:t>
+            </w:r>
+          </w:p>
+        </w:tc>
+        <w:tc>
+          <w:tcPr>
+            <w:tcW w:w="1705" w:type="dxa"/>
+            <w:tcBorders>
+              <w:top w:val="single" w:color="FFFFFF" w:sz="4" w:space="0"/>
+              <w:left w:val="single" w:color="FFFFFF" w:sz="4" w:space="0"/>
+              <w:bottom w:val="single" w:color="FFFFFF" w:sz="4" w:space="0"/>
+              <w:right w:val="single" w:color="FFFFFF" w:sz="4" w:space="0"/>
+            </w:tcBorders>
+            <w:shd w:val="clear" w:color="auto" w:fill="DAE3F5"/>
+          </w:tcPr>
+          <w:p>
+            <w:pPr>
+              <w:spacing w:before="120"/>
+              <w:jc w:val="center"/>
+              <w:rPr>
+                <w:rFonts w:hint="default" w:ascii="Times New Roman" w:hAnsi="Times New Roman" w:cs="Times New Roman"/>
+                <w:b w:val="0"/>
+                <w:i w:val="0"/>
+                <w:color w:val="000000"/>
+                <w:sz w:val="28"/>
+                <w:szCs w:val="28"/>
+                <w:vertAlign w:val="baseline"/>
+                <w:lang w:val="en-US"/>
+              </w:rPr>
+            </w:pPr>
+            <w:r>
+              <w:rPr>
+                <w:rFonts w:hint="default" w:ascii="Times New Roman" w:hAnsi="Times New Roman" w:cs="Times New Roman"/>
+                <w:b w:val="0"/>
+                <w:i w:val="0"/>
+                <w:color w:val="000000"/>
+                <w:sz w:val="28"/>
+                <w:szCs w:val="28"/>
+                <w:vertAlign w:val="baseline"/>
+                <w:lang w:val="en-US"/>
+              </w:rPr>
+              <w:t>1</w:t>
+            </w:r>
+          </w:p>
+        </w:tc>
+        <w:tc>
+          <w:tcPr>
+            <w:tcW w:w="1705" w:type="dxa"/>
+            <w:tcBorders>
+              <w:top w:val="single" w:color="FFFFFF" w:sz="4" w:space="0"/>
+              <w:left w:val="single" w:color="FFFFFF" w:sz="4" w:space="0"/>
+              <w:bottom w:val="single" w:color="FFFFFF" w:sz="4" w:space="0"/>
+              <w:right w:val="single" w:color="FFFFFF" w:sz="4" w:space="0"/>
+            </w:tcBorders>
+            <w:shd w:val="clear" w:color="auto" w:fill="DAE3F5"/>
+          </w:tcPr>
+          <w:p>
+            <w:pPr>
+              <w:spacing w:before="120"/>
+              <w:jc w:val="center"/>
+              <w:rPr>
+                <w:rFonts w:hint="default" w:ascii="Times New Roman" w:hAnsi="Times New Roman" w:cs="Times New Roman"/>
+                <w:b w:val="0"/>
+                <w:i w:val="0"/>
+                <w:color w:val="000000"/>
+                <w:sz w:val="28"/>
+                <w:szCs w:val="28"/>
+                <w:vertAlign w:val="baseline"/>
+                <w:lang w:val="en-US"/>
+              </w:rPr>
+            </w:pPr>
+            <w:r>
+              <w:rPr>
+                <w:rFonts w:hint="default" w:ascii="Times New Roman" w:hAnsi="Times New Roman" w:cs="Times New Roman"/>
+                <w:b w:val="0"/>
+                <w:i w:val="0"/>
+                <w:color w:val="000000"/>
+                <w:sz w:val="28"/>
+                <w:szCs w:val="28"/>
+                <w:vertAlign w:val="baseline"/>
+                <w:lang w:val="en-US"/>
+              </w:rPr>
+              <w:t>1</w:t>
+            </w:r>
+          </w:p>
+        </w:tc>
+      </w:tr>
+      <w:tr>
+        <w:tblPrEx>
+          <w:tblBorders>
+            <w:top w:val="single" w:color="auto" w:sz="4" w:space="0"/>
+            <w:left w:val="single" w:color="auto" w:sz="4" w:space="0"/>
+            <w:bottom w:val="single" w:color="auto" w:sz="4" w:space="0"/>
+            <w:right w:val="single" w:color="auto" w:sz="4" w:space="0"/>
+            <w:insideH w:val="single" w:color="auto" w:sz="4" w:space="0"/>
+            <w:insideV w:val="single" w:color="auto" w:sz="4" w:space="0"/>
+          </w:tblBorders>
+          <w:tblCellMar>
+            <w:left w:w="108" w:type="dxa"/>
+            <w:right w:w="108" w:type="dxa"/>
+          </w:tblCellMar>
+        </w:tblPrEx>
+        <w:tc>
+          <w:tcPr>
+            <w:tcW w:w="1704" w:type="dxa"/>
+            <w:tcBorders>
+              <w:top w:val="single" w:color="FFFFFF" w:sz="4" w:space="0"/>
+              <w:left w:val="single" w:color="FFFFFF" w:sz="4" w:space="0"/>
+              <w:bottom w:val="single" w:color="FFFFFF" w:sz="4" w:space="0"/>
+              <w:right w:val="single" w:color="FFFFFF" w:sz="4" w:space="0"/>
+            </w:tcBorders>
+            <w:shd w:val="clear" w:color="auto" w:fill="DAE3F5"/>
+          </w:tcPr>
+          <w:p>
+            <w:pPr>
+              <w:spacing w:before="120"/>
+              <w:jc w:val="center"/>
+              <w:rPr>
+                <w:rFonts w:hint="default" w:ascii="Times New Roman" w:hAnsi="Times New Roman" w:cs="Times New Roman"/>
+                <w:b w:val="0"/>
+                <w:i w:val="0"/>
+                <w:color w:val="000000"/>
+                <w:sz w:val="28"/>
+                <w:szCs w:val="28"/>
+                <w:vertAlign w:val="baseline"/>
+                <w:lang w:val="en-US"/>
+              </w:rPr>
+            </w:pPr>
+            <w:r>
+              <w:rPr>
+                <w:rFonts w:hint="default" w:ascii="Times New Roman" w:hAnsi="Times New Roman" w:cs="Times New Roman"/>
+                <w:b w:val="0"/>
+                <w:i w:val="0"/>
+                <w:color w:val="000000"/>
+                <w:sz w:val="28"/>
+                <w:szCs w:val="28"/>
+                <w:vertAlign w:val="baseline"/>
+                <w:lang w:val="en-US"/>
+              </w:rPr>
+              <w:t>1</w:t>
+            </w:r>
+          </w:p>
+        </w:tc>
+        <w:tc>
+          <w:tcPr>
+            <w:tcW w:w="1704" w:type="dxa"/>
+            <w:tcBorders>
+              <w:top w:val="single" w:color="FFFFFF" w:sz="4" w:space="0"/>
+              <w:left w:val="single" w:color="FFFFFF" w:sz="4" w:space="0"/>
+              <w:bottom w:val="single" w:color="FFFFFF" w:sz="4" w:space="0"/>
+              <w:right w:val="single" w:color="FFFFFF" w:sz="4" w:space="0"/>
+            </w:tcBorders>
+            <w:shd w:val="clear" w:color="auto" w:fill="DAE3F5"/>
+          </w:tcPr>
+          <w:p>
+            <w:pPr>
+              <w:spacing w:before="120"/>
+              <w:jc w:val="center"/>
+              <w:rPr>
+                <w:rFonts w:hint="default" w:ascii="Times New Roman" w:hAnsi="Times New Roman" w:cs="Times New Roman"/>
+                <w:b w:val="0"/>
+                <w:i w:val="0"/>
+                <w:color w:val="000000"/>
+                <w:sz w:val="28"/>
+                <w:szCs w:val="28"/>
+                <w:vertAlign w:val="baseline"/>
+                <w:lang w:val="en-US"/>
+              </w:rPr>
+            </w:pPr>
+            <w:r>
+              <w:rPr>
+                <w:rFonts w:hint="default" w:ascii="Times New Roman" w:hAnsi="Times New Roman" w:cs="Times New Roman"/>
+                <w:b w:val="0"/>
+                <w:i w:val="0"/>
+                <w:color w:val="000000"/>
+                <w:sz w:val="28"/>
+                <w:szCs w:val="28"/>
+                <w:vertAlign w:val="baseline"/>
+                <w:lang w:val="en-US"/>
+              </w:rPr>
+              <w:t>0</w:t>
+            </w:r>
+          </w:p>
+        </w:tc>
+        <w:tc>
+          <w:tcPr>
+            <w:tcW w:w="1704" w:type="dxa"/>
+            <w:tcBorders>
+              <w:top w:val="single" w:color="FFFFFF" w:sz="4" w:space="0"/>
+              <w:left w:val="single" w:color="FFFFFF" w:sz="4" w:space="0"/>
+              <w:bottom w:val="single" w:color="FFFFFF" w:sz="4" w:space="0"/>
+              <w:right w:val="single" w:color="FFFFFF" w:sz="4" w:space="0"/>
+            </w:tcBorders>
+            <w:shd w:val="clear" w:color="auto" w:fill="DAE3F5"/>
+          </w:tcPr>
+          <w:p>
+            <w:pPr>
+              <w:spacing w:before="120"/>
+              <w:jc w:val="center"/>
+              <w:rPr>
+                <w:rFonts w:hint="default" w:ascii="Times New Roman" w:hAnsi="Times New Roman" w:cs="Times New Roman"/>
+                <w:b w:val="0"/>
+                <w:i w:val="0"/>
+                <w:color w:val="000000"/>
+                <w:sz w:val="28"/>
+                <w:szCs w:val="28"/>
+                <w:vertAlign w:val="baseline"/>
+                <w:lang w:val="en-US"/>
+              </w:rPr>
+            </w:pPr>
+            <w:r>
+              <w:rPr>
+                <w:rFonts w:hint="default" w:ascii="Times New Roman" w:hAnsi="Times New Roman" w:cs="Times New Roman"/>
+                <w:b w:val="0"/>
+                <w:i w:val="0"/>
+                <w:color w:val="000000"/>
+                <w:sz w:val="28"/>
+                <w:szCs w:val="28"/>
+                <w:vertAlign w:val="baseline"/>
+                <w:lang w:val="en-US"/>
+              </w:rPr>
+              <w:t>0</w:t>
+            </w:r>
+          </w:p>
+        </w:tc>
+        <w:tc>
+          <w:tcPr>
+            <w:tcW w:w="1705" w:type="dxa"/>
+            <w:tcBorders>
+              <w:top w:val="single" w:color="FFFFFF" w:sz="4" w:space="0"/>
+              <w:left w:val="single" w:color="FFFFFF" w:sz="4" w:space="0"/>
+              <w:bottom w:val="single" w:color="FFFFFF" w:sz="4" w:space="0"/>
+              <w:right w:val="single" w:color="FFFFFF" w:sz="4" w:space="0"/>
+            </w:tcBorders>
+            <w:shd w:val="clear" w:color="auto" w:fill="DAE3F5"/>
+          </w:tcPr>
+          <w:p>
+            <w:pPr>
+              <w:spacing w:before="120"/>
+              <w:jc w:val="center"/>
+              <w:rPr>
+                <w:rFonts w:hint="default" w:ascii="Times New Roman" w:hAnsi="Times New Roman" w:cs="Times New Roman"/>
+                <w:b w:val="0"/>
+                <w:i w:val="0"/>
+                <w:color w:val="000000"/>
+                <w:sz w:val="28"/>
+                <w:szCs w:val="28"/>
+                <w:vertAlign w:val="baseline"/>
+                <w:lang w:val="en-US"/>
+              </w:rPr>
+            </w:pPr>
+            <w:r>
+              <w:rPr>
+                <w:rFonts w:hint="default" w:ascii="Times New Roman" w:hAnsi="Times New Roman" w:cs="Times New Roman"/>
+                <w:b w:val="0"/>
+                <w:i w:val="0"/>
+                <w:color w:val="000000"/>
+                <w:sz w:val="28"/>
+                <w:szCs w:val="28"/>
+                <w:vertAlign w:val="baseline"/>
+                <w:lang w:val="en-US"/>
+              </w:rPr>
+              <w:t>1</w:t>
+            </w:r>
+          </w:p>
+        </w:tc>
+        <w:tc>
+          <w:tcPr>
+            <w:tcW w:w="1705" w:type="dxa"/>
+            <w:tcBorders>
+              <w:top w:val="single" w:color="FFFFFF" w:sz="4" w:space="0"/>
+              <w:left w:val="single" w:color="FFFFFF" w:sz="4" w:space="0"/>
+              <w:bottom w:val="single" w:color="FFFFFF" w:sz="4" w:space="0"/>
+              <w:right w:val="single" w:color="FFFFFF" w:sz="4" w:space="0"/>
+            </w:tcBorders>
+            <w:shd w:val="clear" w:color="auto" w:fill="DAE3F5"/>
+          </w:tcPr>
+          <w:p>
+            <w:pPr>
+              <w:spacing w:before="120"/>
+              <w:jc w:val="center"/>
+              <w:rPr>
+                <w:rFonts w:hint="default" w:ascii="Times New Roman" w:hAnsi="Times New Roman" w:cs="Times New Roman"/>
+                <w:b w:val="0"/>
+                <w:i w:val="0"/>
+                <w:color w:val="000000"/>
+                <w:sz w:val="28"/>
+                <w:szCs w:val="28"/>
+                <w:vertAlign w:val="baseline"/>
+                <w:lang w:val="en-US"/>
+              </w:rPr>
+            </w:pPr>
+            <w:r>
+              <w:rPr>
+                <w:rFonts w:hint="default" w:ascii="Times New Roman" w:hAnsi="Times New Roman" w:cs="Times New Roman"/>
+                <w:b w:val="0"/>
+                <w:i w:val="0"/>
+                <w:color w:val="000000"/>
+                <w:sz w:val="28"/>
+                <w:szCs w:val="28"/>
+                <w:vertAlign w:val="baseline"/>
+                <w:lang w:val="en-US"/>
+              </w:rPr>
+              <w:t>0</w:t>
+            </w:r>
+          </w:p>
+        </w:tc>
+      </w:tr>
+      <w:tr>
+        <w:tblPrEx>
+          <w:tblBorders>
+            <w:top w:val="single" w:color="auto" w:sz="4" w:space="0"/>
+            <w:left w:val="single" w:color="auto" w:sz="4" w:space="0"/>
+            <w:bottom w:val="single" w:color="auto" w:sz="4" w:space="0"/>
+            <w:right w:val="single" w:color="auto" w:sz="4" w:space="0"/>
+            <w:insideH w:val="single" w:color="auto" w:sz="4" w:space="0"/>
+            <w:insideV w:val="single" w:color="auto" w:sz="4" w:space="0"/>
+          </w:tblBorders>
+        </w:tblPrEx>
+        <w:tc>
+          <w:tcPr>
+            <w:tcW w:w="1704" w:type="dxa"/>
+            <w:tcBorders>
+              <w:top w:val="single" w:color="FFFFFF" w:sz="4" w:space="0"/>
+              <w:left w:val="single" w:color="FFFFFF" w:sz="4" w:space="0"/>
+              <w:bottom w:val="single" w:color="FFFFFF" w:sz="4" w:space="0"/>
+              <w:right w:val="single" w:color="FFFFFF" w:sz="4" w:space="0"/>
+            </w:tcBorders>
+            <w:shd w:val="clear" w:color="auto" w:fill="DAE3F5"/>
+          </w:tcPr>
+          <w:p>
+            <w:pPr>
+              <w:spacing w:before="120"/>
+              <w:jc w:val="center"/>
+              <w:rPr>
+                <w:rFonts w:hint="default" w:ascii="Times New Roman" w:hAnsi="Times New Roman" w:cs="Times New Roman"/>
+                <w:b w:val="0"/>
+                <w:i w:val="0"/>
+                <w:color w:val="000000"/>
+                <w:sz w:val="28"/>
+                <w:szCs w:val="28"/>
+                <w:vertAlign w:val="baseline"/>
+                <w:lang w:val="en-US"/>
+              </w:rPr>
+            </w:pPr>
+            <w:r>
+              <w:rPr>
+                <w:rFonts w:hint="default" w:ascii="Times New Roman" w:hAnsi="Times New Roman" w:cs="Times New Roman"/>
+                <w:b w:val="0"/>
+                <w:i w:val="0"/>
+                <w:color w:val="000000"/>
+                <w:sz w:val="28"/>
+                <w:szCs w:val="28"/>
+                <w:vertAlign w:val="baseline"/>
+                <w:lang w:val="en-US"/>
+              </w:rPr>
+              <w:t>0</w:t>
+            </w:r>
+          </w:p>
+        </w:tc>
+        <w:tc>
+          <w:tcPr>
+            <w:tcW w:w="1704" w:type="dxa"/>
+            <w:tcBorders>
+              <w:top w:val="single" w:color="FFFFFF" w:sz="4" w:space="0"/>
+              <w:left w:val="single" w:color="FFFFFF" w:sz="4" w:space="0"/>
+              <w:bottom w:val="single" w:color="FFFFFF" w:sz="4" w:space="0"/>
+              <w:right w:val="single" w:color="FFFFFF" w:sz="4" w:space="0"/>
+            </w:tcBorders>
+            <w:shd w:val="clear" w:color="auto" w:fill="DAE3F5"/>
+          </w:tcPr>
+          <w:p>
+            <w:pPr>
+              <w:spacing w:before="120"/>
+              <w:jc w:val="center"/>
+              <w:rPr>
+                <w:rFonts w:hint="default" w:ascii="Times New Roman" w:hAnsi="Times New Roman" w:cs="Times New Roman"/>
+                <w:b w:val="0"/>
+                <w:i w:val="0"/>
+                <w:color w:val="000000"/>
+                <w:sz w:val="28"/>
+                <w:szCs w:val="28"/>
+                <w:vertAlign w:val="baseline"/>
+                <w:lang w:val="en-US"/>
+              </w:rPr>
+            </w:pPr>
+            <w:r>
+              <w:rPr>
+                <w:rFonts w:hint="default" w:ascii="Times New Roman" w:hAnsi="Times New Roman" w:cs="Times New Roman"/>
+                <w:b w:val="0"/>
+                <w:i w:val="0"/>
+                <w:color w:val="000000"/>
+                <w:sz w:val="28"/>
+                <w:szCs w:val="28"/>
+                <w:vertAlign w:val="baseline"/>
+                <w:lang w:val="en-US"/>
+              </w:rPr>
+              <w:t>1</w:t>
+            </w:r>
+          </w:p>
+        </w:tc>
+        <w:tc>
+          <w:tcPr>
+            <w:tcW w:w="1704" w:type="dxa"/>
+            <w:tcBorders>
+              <w:top w:val="single" w:color="FFFFFF" w:sz="4" w:space="0"/>
+              <w:left w:val="single" w:color="FFFFFF" w:sz="4" w:space="0"/>
+              <w:bottom w:val="single" w:color="FFFFFF" w:sz="4" w:space="0"/>
+              <w:right w:val="single" w:color="FFFFFF" w:sz="4" w:space="0"/>
+            </w:tcBorders>
+            <w:shd w:val="clear" w:color="auto" w:fill="DAE3F5"/>
+          </w:tcPr>
+          <w:p>
+            <w:pPr>
+              <w:spacing w:before="120"/>
+              <w:jc w:val="center"/>
+              <w:rPr>
+                <w:rFonts w:hint="default" w:ascii="Times New Roman" w:hAnsi="Times New Roman" w:cs="Times New Roman"/>
+                <w:b w:val="0"/>
+                <w:i w:val="0"/>
+                <w:color w:val="000000"/>
+                <w:sz w:val="28"/>
+                <w:szCs w:val="28"/>
+                <w:vertAlign w:val="baseline"/>
+                <w:lang w:val="en-US"/>
+              </w:rPr>
+            </w:pPr>
+            <w:r>
+              <w:rPr>
+                <w:rFonts w:hint="default" w:ascii="Times New Roman" w:hAnsi="Times New Roman" w:cs="Times New Roman"/>
+                <w:b w:val="0"/>
+                <w:i w:val="0"/>
+                <w:color w:val="000000"/>
+                <w:sz w:val="28"/>
+                <w:szCs w:val="28"/>
+                <w:vertAlign w:val="baseline"/>
+                <w:lang w:val="en-US"/>
+              </w:rPr>
+              <w:t>0</w:t>
+            </w:r>
+          </w:p>
+        </w:tc>
+        <w:tc>
+          <w:tcPr>
+            <w:tcW w:w="1705" w:type="dxa"/>
+            <w:tcBorders>
+              <w:top w:val="single" w:color="FFFFFF" w:sz="4" w:space="0"/>
+              <w:left w:val="single" w:color="FFFFFF" w:sz="4" w:space="0"/>
+              <w:bottom w:val="single" w:color="FFFFFF" w:sz="4" w:space="0"/>
+              <w:right w:val="single" w:color="FFFFFF" w:sz="4" w:space="0"/>
+            </w:tcBorders>
+            <w:shd w:val="clear" w:color="auto" w:fill="DAE3F5"/>
+          </w:tcPr>
+          <w:p>
+            <w:pPr>
+              <w:spacing w:before="120"/>
+              <w:jc w:val="center"/>
+              <w:rPr>
+                <w:rFonts w:hint="default" w:ascii="Times New Roman" w:hAnsi="Times New Roman" w:cs="Times New Roman"/>
+                <w:b w:val="0"/>
+                <w:i w:val="0"/>
+                <w:color w:val="000000"/>
+                <w:sz w:val="28"/>
+                <w:szCs w:val="28"/>
+                <w:vertAlign w:val="baseline"/>
+                <w:lang w:val="en-US"/>
+              </w:rPr>
+            </w:pPr>
+            <w:r>
+              <w:rPr>
+                <w:rFonts w:hint="default" w:ascii="Times New Roman" w:hAnsi="Times New Roman" w:cs="Times New Roman"/>
+                <w:b w:val="0"/>
+                <w:i w:val="0"/>
+                <w:color w:val="000000"/>
+                <w:sz w:val="28"/>
+                <w:szCs w:val="28"/>
+                <w:vertAlign w:val="baseline"/>
+                <w:lang w:val="en-US"/>
+              </w:rPr>
+              <w:t>1</w:t>
+            </w:r>
+          </w:p>
+        </w:tc>
+        <w:tc>
+          <w:tcPr>
+            <w:tcW w:w="1705" w:type="dxa"/>
+            <w:tcBorders>
+              <w:top w:val="single" w:color="FFFFFF" w:sz="4" w:space="0"/>
+              <w:left w:val="single" w:color="FFFFFF" w:sz="4" w:space="0"/>
+              <w:bottom w:val="single" w:color="FFFFFF" w:sz="4" w:space="0"/>
+              <w:right w:val="single" w:color="FFFFFF" w:sz="4" w:space="0"/>
+            </w:tcBorders>
+            <w:shd w:val="clear" w:color="auto" w:fill="DAE3F5"/>
+          </w:tcPr>
+          <w:p>
+            <w:pPr>
+              <w:spacing w:before="120"/>
+              <w:jc w:val="center"/>
+              <w:rPr>
+                <w:rFonts w:hint="default" w:ascii="Times New Roman" w:hAnsi="Times New Roman" w:cs="Times New Roman"/>
+                <w:b w:val="0"/>
+                <w:i w:val="0"/>
+                <w:color w:val="000000"/>
+                <w:sz w:val="28"/>
+                <w:szCs w:val="28"/>
+                <w:vertAlign w:val="baseline"/>
+                <w:lang w:val="en-US"/>
+              </w:rPr>
+            </w:pPr>
+            <w:r>
+              <w:rPr>
+                <w:rFonts w:hint="default" w:ascii="Times New Roman" w:hAnsi="Times New Roman" w:cs="Times New Roman"/>
+                <w:b w:val="0"/>
+                <w:i w:val="0"/>
+                <w:color w:val="000000"/>
+                <w:sz w:val="28"/>
+                <w:szCs w:val="28"/>
+                <w:vertAlign w:val="baseline"/>
+                <w:lang w:val="en-US"/>
+              </w:rPr>
+              <w:t>1</w:t>
+            </w:r>
+          </w:p>
+        </w:tc>
+      </w:tr>
+      <w:tr>
+        <w:tblPrEx>
+          <w:tblBorders>
+            <w:top w:val="single" w:color="auto" w:sz="4" w:space="0"/>
+            <w:left w:val="single" w:color="auto" w:sz="4" w:space="0"/>
+            <w:bottom w:val="single" w:color="auto" w:sz="4" w:space="0"/>
+            <w:right w:val="single" w:color="auto" w:sz="4" w:space="0"/>
+            <w:insideH w:val="single" w:color="auto" w:sz="4" w:space="0"/>
+            <w:insideV w:val="single" w:color="auto" w:sz="4" w:space="0"/>
+          </w:tblBorders>
+          <w:tblCellMar>
+            <w:left w:w="108" w:type="dxa"/>
+            <w:right w:w="108" w:type="dxa"/>
+          </w:tblCellMar>
+        </w:tblPrEx>
+        <w:tc>
+          <w:tcPr>
+            <w:tcW w:w="1704" w:type="dxa"/>
+            <w:tcBorders>
+              <w:top w:val="single" w:color="FFFFFF" w:sz="4" w:space="0"/>
+              <w:left w:val="single" w:color="FFFFFF" w:sz="4" w:space="0"/>
+              <w:bottom w:val="single" w:color="FFFFFF" w:sz="4" w:space="0"/>
+              <w:right w:val="single" w:color="FFFFFF" w:sz="4" w:space="0"/>
+            </w:tcBorders>
+            <w:shd w:val="clear" w:color="auto" w:fill="DAE3F5"/>
+          </w:tcPr>
+          <w:p>
+            <w:pPr>
+              <w:spacing w:before="120"/>
+              <w:jc w:val="center"/>
+              <w:rPr>
+                <w:rFonts w:hint="default" w:ascii="Times New Roman" w:hAnsi="Times New Roman" w:cs="Times New Roman"/>
+                <w:b w:val="0"/>
+                <w:i w:val="0"/>
+                <w:color w:val="000000"/>
+                <w:sz w:val="28"/>
+                <w:szCs w:val="28"/>
+                <w:vertAlign w:val="baseline"/>
+                <w:lang w:val="en-US"/>
+              </w:rPr>
+            </w:pPr>
+            <w:r>
+              <w:rPr>
+                <w:rFonts w:hint="default" w:ascii="Times New Roman" w:hAnsi="Times New Roman" w:cs="Times New Roman"/>
+                <w:b w:val="0"/>
+                <w:i w:val="0"/>
+                <w:color w:val="000000"/>
+                <w:sz w:val="28"/>
+                <w:szCs w:val="28"/>
+                <w:vertAlign w:val="baseline"/>
+                <w:lang w:val="en-US"/>
+              </w:rPr>
+              <w:t>1</w:t>
+            </w:r>
+          </w:p>
+        </w:tc>
+        <w:tc>
+          <w:tcPr>
+            <w:tcW w:w="1704" w:type="dxa"/>
+            <w:tcBorders>
+              <w:top w:val="single" w:color="FFFFFF" w:sz="4" w:space="0"/>
+              <w:left w:val="single" w:color="FFFFFF" w:sz="4" w:space="0"/>
+              <w:bottom w:val="single" w:color="FFFFFF" w:sz="4" w:space="0"/>
+              <w:right w:val="single" w:color="FFFFFF" w:sz="4" w:space="0"/>
+            </w:tcBorders>
+            <w:shd w:val="clear" w:color="auto" w:fill="DAE3F5"/>
+          </w:tcPr>
+          <w:p>
+            <w:pPr>
+              <w:spacing w:before="120"/>
+              <w:jc w:val="center"/>
+              <w:rPr>
+                <w:rFonts w:hint="default" w:ascii="Times New Roman" w:hAnsi="Times New Roman" w:cs="Times New Roman"/>
+                <w:b w:val="0"/>
+                <w:i w:val="0"/>
+                <w:color w:val="000000"/>
+                <w:sz w:val="28"/>
+                <w:szCs w:val="28"/>
+                <w:vertAlign w:val="baseline"/>
+                <w:lang w:val="en-US"/>
+              </w:rPr>
+            </w:pPr>
+            <w:r>
+              <w:rPr>
+                <w:rFonts w:hint="default" w:ascii="Times New Roman" w:hAnsi="Times New Roman" w:cs="Times New Roman"/>
+                <w:b w:val="0"/>
+                <w:i w:val="0"/>
+                <w:color w:val="000000"/>
+                <w:sz w:val="28"/>
+                <w:szCs w:val="28"/>
+                <w:vertAlign w:val="baseline"/>
+                <w:lang w:val="en-US"/>
+              </w:rPr>
+              <w:t>1</w:t>
+            </w:r>
+          </w:p>
+        </w:tc>
+        <w:tc>
+          <w:tcPr>
+            <w:tcW w:w="1704" w:type="dxa"/>
+            <w:tcBorders>
+              <w:top w:val="single" w:color="FFFFFF" w:sz="4" w:space="0"/>
+              <w:left w:val="single" w:color="FFFFFF" w:sz="4" w:space="0"/>
+              <w:bottom w:val="single" w:color="FFFFFF" w:sz="4" w:space="0"/>
+              <w:right w:val="single" w:color="FFFFFF" w:sz="4" w:space="0"/>
+            </w:tcBorders>
+            <w:shd w:val="clear" w:color="auto" w:fill="DAE3F5"/>
+          </w:tcPr>
+          <w:p>
+            <w:pPr>
+              <w:spacing w:before="120"/>
+              <w:jc w:val="center"/>
+              <w:rPr>
+                <w:rFonts w:hint="default" w:ascii="Times New Roman" w:hAnsi="Times New Roman" w:cs="Times New Roman"/>
+                <w:b w:val="0"/>
+                <w:i w:val="0"/>
+                <w:color w:val="000000"/>
+                <w:sz w:val="28"/>
+                <w:szCs w:val="28"/>
+                <w:vertAlign w:val="baseline"/>
+                <w:lang w:val="en-US"/>
+              </w:rPr>
+            </w:pPr>
+            <w:r>
+              <w:rPr>
+                <w:rFonts w:hint="default" w:ascii="Times New Roman" w:hAnsi="Times New Roman" w:cs="Times New Roman"/>
+                <w:b w:val="0"/>
+                <w:i w:val="0"/>
+                <w:color w:val="000000"/>
+                <w:sz w:val="28"/>
+                <w:szCs w:val="28"/>
+                <w:vertAlign w:val="baseline"/>
+                <w:lang w:val="en-US"/>
+              </w:rPr>
+              <w:t>0</w:t>
+            </w:r>
+          </w:p>
+        </w:tc>
+        <w:tc>
+          <w:tcPr>
+            <w:tcW w:w="1705" w:type="dxa"/>
+            <w:tcBorders>
+              <w:top w:val="single" w:color="FFFFFF" w:sz="4" w:space="0"/>
+              <w:left w:val="single" w:color="FFFFFF" w:sz="4" w:space="0"/>
+              <w:bottom w:val="single" w:color="FFFFFF" w:sz="4" w:space="0"/>
+              <w:right w:val="single" w:color="FFFFFF" w:sz="4" w:space="0"/>
+            </w:tcBorders>
+            <w:shd w:val="clear" w:color="auto" w:fill="DAE3F5"/>
+          </w:tcPr>
+          <w:p>
+            <w:pPr>
+              <w:spacing w:before="120"/>
+              <w:jc w:val="center"/>
+              <w:rPr>
+                <w:rFonts w:hint="default" w:ascii="Times New Roman" w:hAnsi="Times New Roman" w:cs="Times New Roman"/>
+                <w:b w:val="0"/>
+                <w:i w:val="0"/>
+                <w:color w:val="000000"/>
+                <w:sz w:val="28"/>
+                <w:szCs w:val="28"/>
+                <w:vertAlign w:val="baseline"/>
+                <w:lang w:val="en-US"/>
+              </w:rPr>
+            </w:pPr>
+            <w:r>
+              <w:rPr>
+                <w:rFonts w:hint="default" w:ascii="Times New Roman" w:hAnsi="Times New Roman" w:cs="Times New Roman"/>
+                <w:b w:val="0"/>
+                <w:i w:val="0"/>
+                <w:color w:val="000000"/>
+                <w:sz w:val="28"/>
+                <w:szCs w:val="28"/>
+                <w:vertAlign w:val="baseline"/>
+                <w:lang w:val="en-US"/>
+              </w:rPr>
+              <w:t>0</w:t>
+            </w:r>
+          </w:p>
+        </w:tc>
+        <w:tc>
+          <w:tcPr>
+            <w:tcW w:w="1705" w:type="dxa"/>
+            <w:tcBorders>
+              <w:top w:val="single" w:color="FFFFFF" w:sz="4" w:space="0"/>
+              <w:left w:val="single" w:color="FFFFFF" w:sz="4" w:space="0"/>
+              <w:bottom w:val="single" w:color="FFFFFF" w:sz="4" w:space="0"/>
+              <w:right w:val="single" w:color="FFFFFF" w:sz="4" w:space="0"/>
+            </w:tcBorders>
+            <w:shd w:val="clear" w:color="auto" w:fill="DAE3F5"/>
+          </w:tcPr>
+          <w:p>
+            <w:pPr>
+              <w:spacing w:before="120"/>
+              <w:jc w:val="center"/>
+              <w:rPr>
+                <w:rFonts w:hint="default" w:ascii="Times New Roman" w:hAnsi="Times New Roman" w:cs="Times New Roman"/>
+                <w:b w:val="0"/>
+                <w:i w:val="0"/>
+                <w:color w:val="000000"/>
+                <w:sz w:val="28"/>
+                <w:szCs w:val="28"/>
+                <w:vertAlign w:val="baseline"/>
+                <w:lang w:val="en-US"/>
+              </w:rPr>
+            </w:pPr>
+            <w:r>
+              <w:rPr>
+                <w:rFonts w:hint="default" w:ascii="Times New Roman" w:hAnsi="Times New Roman" w:cs="Times New Roman"/>
+                <w:b w:val="0"/>
+                <w:i w:val="0"/>
+                <w:color w:val="000000"/>
+                <w:sz w:val="28"/>
+                <w:szCs w:val="28"/>
+                <w:vertAlign w:val="baseline"/>
+                <w:lang w:val="en-US"/>
+              </w:rPr>
+              <w:t>0</w:t>
+            </w:r>
+          </w:p>
+        </w:tc>
+      </w:tr>
+      <w:tr>
+        <w:tblPrEx>
+          <w:tblBorders>
+            <w:top w:val="single" w:color="auto" w:sz="4" w:space="0"/>
+            <w:left w:val="single" w:color="auto" w:sz="4" w:space="0"/>
+            <w:bottom w:val="single" w:color="auto" w:sz="4" w:space="0"/>
+            <w:right w:val="single" w:color="auto" w:sz="4" w:space="0"/>
+            <w:insideH w:val="single" w:color="auto" w:sz="4" w:space="0"/>
+            <w:insideV w:val="single" w:color="auto" w:sz="4" w:space="0"/>
+          </w:tblBorders>
+          <w:tblCellMar>
+            <w:left w:w="108" w:type="dxa"/>
+            <w:right w:w="108" w:type="dxa"/>
+          </w:tblCellMar>
+        </w:tblPrEx>
+        <w:tc>
+          <w:tcPr>
+            <w:tcW w:w="1704" w:type="dxa"/>
+            <w:tcBorders>
+              <w:top w:val="single" w:color="FFFFFF" w:sz="4" w:space="0"/>
+              <w:left w:val="single" w:color="FFFFFF" w:sz="4" w:space="0"/>
+              <w:bottom w:val="single" w:color="FFFFFF" w:sz="4" w:space="0"/>
+              <w:right w:val="single" w:color="FFFFFF" w:sz="4" w:space="0"/>
+            </w:tcBorders>
+            <w:shd w:val="clear" w:color="auto" w:fill="DAE3F5"/>
+          </w:tcPr>
+          <w:p>
+            <w:pPr>
+              <w:spacing w:before="120"/>
+              <w:jc w:val="center"/>
+              <w:rPr>
+                <w:rFonts w:hint="default" w:ascii="Times New Roman" w:hAnsi="Times New Roman" w:cs="Times New Roman"/>
+                <w:b w:val="0"/>
+                <w:i w:val="0"/>
+                <w:color w:val="000000"/>
+                <w:sz w:val="28"/>
+                <w:szCs w:val="28"/>
+                <w:vertAlign w:val="baseline"/>
+                <w:lang w:val="en-US"/>
+              </w:rPr>
+            </w:pPr>
+            <w:r>
+              <w:rPr>
+                <w:rFonts w:hint="default" w:ascii="Times New Roman" w:hAnsi="Times New Roman" w:cs="Times New Roman"/>
+                <w:b w:val="0"/>
+                <w:i w:val="0"/>
+                <w:color w:val="000000"/>
+                <w:sz w:val="28"/>
+                <w:szCs w:val="28"/>
+                <w:vertAlign w:val="baseline"/>
+                <w:lang w:val="en-US"/>
+              </w:rPr>
+              <w:t>0</w:t>
+            </w:r>
+          </w:p>
+        </w:tc>
+        <w:tc>
+          <w:tcPr>
+            <w:tcW w:w="1704" w:type="dxa"/>
+            <w:tcBorders>
+              <w:top w:val="single" w:color="FFFFFF" w:sz="4" w:space="0"/>
+              <w:left w:val="single" w:color="FFFFFF" w:sz="4" w:space="0"/>
+              <w:bottom w:val="single" w:color="FFFFFF" w:sz="4" w:space="0"/>
+              <w:right w:val="single" w:color="FFFFFF" w:sz="4" w:space="0"/>
+            </w:tcBorders>
+            <w:shd w:val="clear" w:color="auto" w:fill="DAE3F5"/>
+          </w:tcPr>
+          <w:p>
+            <w:pPr>
+              <w:spacing w:before="120"/>
+              <w:jc w:val="center"/>
+              <w:rPr>
+                <w:rFonts w:hint="default" w:ascii="Times New Roman" w:hAnsi="Times New Roman" w:cs="Times New Roman"/>
+                <w:b w:val="0"/>
+                <w:i w:val="0"/>
+                <w:color w:val="000000"/>
+                <w:sz w:val="28"/>
+                <w:szCs w:val="28"/>
+                <w:vertAlign w:val="baseline"/>
+                <w:lang w:val="en-US"/>
+              </w:rPr>
+            </w:pPr>
+            <w:r>
+              <w:rPr>
+                <w:rFonts w:hint="default" w:ascii="Times New Roman" w:hAnsi="Times New Roman" w:cs="Times New Roman"/>
+                <w:b w:val="0"/>
+                <w:i w:val="0"/>
+                <w:color w:val="000000"/>
+                <w:sz w:val="28"/>
+                <w:szCs w:val="28"/>
+                <w:vertAlign w:val="baseline"/>
+                <w:lang w:val="en-US"/>
+              </w:rPr>
+              <w:t>1</w:t>
+            </w:r>
+          </w:p>
+        </w:tc>
+        <w:tc>
+          <w:tcPr>
+            <w:tcW w:w="1704" w:type="dxa"/>
+            <w:tcBorders>
+              <w:top w:val="single" w:color="FFFFFF" w:sz="4" w:space="0"/>
+              <w:left w:val="single" w:color="FFFFFF" w:sz="4" w:space="0"/>
+              <w:bottom w:val="single" w:color="FFFFFF" w:sz="4" w:space="0"/>
+              <w:right w:val="single" w:color="FFFFFF" w:sz="4" w:space="0"/>
+            </w:tcBorders>
+            <w:shd w:val="clear" w:color="auto" w:fill="DAE3F5"/>
+          </w:tcPr>
+          <w:p>
+            <w:pPr>
+              <w:spacing w:before="120"/>
+              <w:jc w:val="center"/>
+              <w:rPr>
+                <w:rFonts w:hint="default" w:ascii="Times New Roman" w:hAnsi="Times New Roman" w:cs="Times New Roman"/>
+                <w:b w:val="0"/>
+                <w:i w:val="0"/>
+                <w:color w:val="000000"/>
+                <w:sz w:val="28"/>
+                <w:szCs w:val="28"/>
+                <w:vertAlign w:val="baseline"/>
+                <w:lang w:val="en-US"/>
+              </w:rPr>
+            </w:pPr>
+            <w:r>
+              <w:rPr>
+                <w:rFonts w:hint="default" w:ascii="Times New Roman" w:hAnsi="Times New Roman" w:cs="Times New Roman"/>
+                <w:b w:val="0"/>
+                <w:i w:val="0"/>
+                <w:color w:val="000000"/>
+                <w:sz w:val="28"/>
+                <w:szCs w:val="28"/>
+                <w:vertAlign w:val="baseline"/>
+                <w:lang w:val="en-US"/>
+              </w:rPr>
+              <w:t>1</w:t>
+            </w:r>
+          </w:p>
+        </w:tc>
+        <w:tc>
+          <w:tcPr>
+            <w:tcW w:w="1705" w:type="dxa"/>
+            <w:tcBorders>
+              <w:top w:val="single" w:color="FFFFFF" w:sz="4" w:space="0"/>
+              <w:left w:val="single" w:color="FFFFFF" w:sz="4" w:space="0"/>
+              <w:bottom w:val="single" w:color="FFFFFF" w:sz="4" w:space="0"/>
+              <w:right w:val="single" w:color="FFFFFF" w:sz="4" w:space="0"/>
+            </w:tcBorders>
+            <w:shd w:val="clear" w:color="auto" w:fill="DAE3F5"/>
+          </w:tcPr>
+          <w:p>
+            <w:pPr>
+              <w:spacing w:before="120"/>
+              <w:jc w:val="center"/>
+              <w:rPr>
+                <w:rFonts w:hint="default" w:ascii="Times New Roman" w:hAnsi="Times New Roman" w:cs="Times New Roman"/>
+                <w:b w:val="0"/>
+                <w:i w:val="0"/>
+                <w:color w:val="000000"/>
+                <w:sz w:val="28"/>
+                <w:szCs w:val="28"/>
+                <w:vertAlign w:val="baseline"/>
+                <w:lang w:val="en-US"/>
+              </w:rPr>
+            </w:pPr>
+            <w:r>
+              <w:rPr>
+                <w:rFonts w:hint="default" w:ascii="Times New Roman" w:hAnsi="Times New Roman" w:cs="Times New Roman"/>
+                <w:b w:val="0"/>
+                <w:i w:val="0"/>
+                <w:color w:val="000000"/>
+                <w:sz w:val="28"/>
+                <w:szCs w:val="28"/>
+                <w:vertAlign w:val="baseline"/>
+                <w:lang w:val="en-US"/>
+              </w:rPr>
+              <w:t>0</w:t>
+            </w:r>
+          </w:p>
+        </w:tc>
+        <w:tc>
+          <w:tcPr>
+            <w:tcW w:w="1705" w:type="dxa"/>
+            <w:tcBorders>
+              <w:top w:val="single" w:color="FFFFFF" w:sz="4" w:space="0"/>
+              <w:left w:val="single" w:color="FFFFFF" w:sz="4" w:space="0"/>
+              <w:bottom w:val="single" w:color="FFFFFF" w:sz="4" w:space="0"/>
+              <w:right w:val="single" w:color="FFFFFF" w:sz="4" w:space="0"/>
+            </w:tcBorders>
+            <w:shd w:val="clear" w:color="auto" w:fill="DAE3F5"/>
+          </w:tcPr>
+          <w:p>
+            <w:pPr>
+              <w:spacing w:before="120"/>
+              <w:jc w:val="center"/>
+              <w:rPr>
+                <w:rFonts w:hint="default" w:ascii="Times New Roman" w:hAnsi="Times New Roman" w:cs="Times New Roman"/>
+                <w:b w:val="0"/>
+                <w:i w:val="0"/>
+                <w:color w:val="000000"/>
+                <w:sz w:val="28"/>
+                <w:szCs w:val="28"/>
+                <w:vertAlign w:val="baseline"/>
+                <w:lang w:val="en-US"/>
+              </w:rPr>
+            </w:pPr>
+            <w:r>
+              <w:rPr>
+                <w:rFonts w:hint="default" w:ascii="Times New Roman" w:hAnsi="Times New Roman" w:cs="Times New Roman"/>
+                <w:b w:val="0"/>
+                <w:i w:val="0"/>
+                <w:color w:val="000000"/>
+                <w:sz w:val="28"/>
+                <w:szCs w:val="28"/>
+                <w:vertAlign w:val="baseline"/>
+                <w:lang w:val="en-US"/>
+              </w:rPr>
+              <w:t>1</w:t>
+            </w:r>
+          </w:p>
+        </w:tc>
+      </w:tr>
+      <w:tr>
+        <w:tblPrEx>
+          <w:tblBorders>
+            <w:top w:val="single" w:color="auto" w:sz="4" w:space="0"/>
+            <w:left w:val="single" w:color="auto" w:sz="4" w:space="0"/>
+            <w:bottom w:val="single" w:color="auto" w:sz="4" w:space="0"/>
+            <w:right w:val="single" w:color="auto" w:sz="4" w:space="0"/>
+            <w:insideH w:val="single" w:color="auto" w:sz="4" w:space="0"/>
+            <w:insideV w:val="single" w:color="auto" w:sz="4" w:space="0"/>
+          </w:tblBorders>
+          <w:tblCellMar>
+            <w:left w:w="108" w:type="dxa"/>
+            <w:right w:w="108" w:type="dxa"/>
+          </w:tblCellMar>
+        </w:tblPrEx>
+        <w:tc>
+          <w:tcPr>
+            <w:tcW w:w="1704" w:type="dxa"/>
+            <w:tcBorders>
+              <w:top w:val="single" w:color="FFFFFF" w:sz="4" w:space="0"/>
+              <w:left w:val="single" w:color="FFFFFF" w:sz="4" w:space="0"/>
+              <w:bottom w:val="single" w:color="FFFFFF" w:sz="4" w:space="0"/>
+              <w:right w:val="single" w:color="FFFFFF" w:sz="4" w:space="0"/>
+            </w:tcBorders>
+            <w:shd w:val="clear" w:color="auto" w:fill="DAE3F5"/>
+          </w:tcPr>
+          <w:p>
+            <w:pPr>
+              <w:spacing w:before="120"/>
+              <w:jc w:val="center"/>
+              <w:rPr>
+                <w:rFonts w:hint="default" w:ascii="Times New Roman" w:hAnsi="Times New Roman" w:cs="Times New Roman"/>
+                <w:b w:val="0"/>
+                <w:i w:val="0"/>
+                <w:color w:val="000000"/>
+                <w:sz w:val="28"/>
+                <w:szCs w:val="28"/>
+                <w:vertAlign w:val="baseline"/>
+                <w:lang w:val="en-US"/>
+              </w:rPr>
+            </w:pPr>
+            <w:r>
+              <w:rPr>
+                <w:rFonts w:hint="default" w:ascii="Times New Roman" w:hAnsi="Times New Roman" w:cs="Times New Roman"/>
+                <w:b w:val="0"/>
+                <w:i w:val="0"/>
+                <w:color w:val="000000"/>
+                <w:sz w:val="28"/>
+                <w:szCs w:val="28"/>
+                <w:vertAlign w:val="baseline"/>
+                <w:lang w:val="en-US"/>
+              </w:rPr>
+              <w:t>1</w:t>
+            </w:r>
+          </w:p>
+        </w:tc>
+        <w:tc>
+          <w:tcPr>
+            <w:tcW w:w="1704" w:type="dxa"/>
+            <w:tcBorders>
+              <w:top w:val="single" w:color="FFFFFF" w:sz="4" w:space="0"/>
+              <w:left w:val="single" w:color="FFFFFF" w:sz="4" w:space="0"/>
+              <w:bottom w:val="single" w:color="FFFFFF" w:sz="4" w:space="0"/>
+              <w:right w:val="single" w:color="FFFFFF" w:sz="4" w:space="0"/>
+            </w:tcBorders>
+            <w:shd w:val="clear" w:color="auto" w:fill="DAE3F5"/>
+          </w:tcPr>
+          <w:p>
+            <w:pPr>
+              <w:spacing w:before="120"/>
+              <w:jc w:val="center"/>
+              <w:rPr>
+                <w:rFonts w:hint="default" w:ascii="Times New Roman" w:hAnsi="Times New Roman" w:cs="Times New Roman"/>
+                <w:b w:val="0"/>
+                <w:i w:val="0"/>
+                <w:color w:val="000000"/>
+                <w:sz w:val="28"/>
+                <w:szCs w:val="28"/>
+                <w:vertAlign w:val="baseline"/>
+                <w:lang w:val="en-US"/>
+              </w:rPr>
+            </w:pPr>
+            <w:r>
+              <w:rPr>
+                <w:rFonts w:hint="default" w:ascii="Times New Roman" w:hAnsi="Times New Roman" w:cs="Times New Roman"/>
+                <w:b w:val="0"/>
+                <w:i w:val="0"/>
+                <w:color w:val="000000"/>
+                <w:sz w:val="28"/>
+                <w:szCs w:val="28"/>
+                <w:vertAlign w:val="baseline"/>
+                <w:lang w:val="en-US"/>
+              </w:rPr>
+              <w:t>0</w:t>
+            </w:r>
+          </w:p>
+        </w:tc>
+        <w:tc>
+          <w:tcPr>
+            <w:tcW w:w="1704" w:type="dxa"/>
+            <w:tcBorders>
+              <w:top w:val="single" w:color="FFFFFF" w:sz="4" w:space="0"/>
+              <w:left w:val="single" w:color="FFFFFF" w:sz="4" w:space="0"/>
+              <w:bottom w:val="single" w:color="FFFFFF" w:sz="4" w:space="0"/>
+              <w:right w:val="single" w:color="FFFFFF" w:sz="4" w:space="0"/>
+            </w:tcBorders>
+            <w:shd w:val="clear" w:color="auto" w:fill="DAE3F5"/>
+          </w:tcPr>
+          <w:p>
+            <w:pPr>
+              <w:spacing w:before="120"/>
+              <w:jc w:val="center"/>
+              <w:rPr>
+                <w:rFonts w:hint="default" w:ascii="Times New Roman" w:hAnsi="Times New Roman" w:cs="Times New Roman"/>
+                <w:b w:val="0"/>
+                <w:i w:val="0"/>
+                <w:color w:val="000000"/>
+                <w:sz w:val="28"/>
+                <w:szCs w:val="28"/>
+                <w:vertAlign w:val="baseline"/>
+                <w:lang w:val="en-US"/>
+              </w:rPr>
+            </w:pPr>
+            <w:r>
+              <w:rPr>
+                <w:rFonts w:hint="default" w:ascii="Times New Roman" w:hAnsi="Times New Roman" w:cs="Times New Roman"/>
+                <w:b w:val="0"/>
+                <w:i w:val="0"/>
+                <w:color w:val="000000"/>
+                <w:sz w:val="28"/>
+                <w:szCs w:val="28"/>
+                <w:vertAlign w:val="baseline"/>
+                <w:lang w:val="en-US"/>
+              </w:rPr>
+              <w:t>1</w:t>
+            </w:r>
+          </w:p>
+        </w:tc>
+        <w:tc>
+          <w:tcPr>
+            <w:tcW w:w="1705" w:type="dxa"/>
+            <w:tcBorders>
+              <w:top w:val="single" w:color="FFFFFF" w:sz="4" w:space="0"/>
+              <w:left w:val="single" w:color="FFFFFF" w:sz="4" w:space="0"/>
+              <w:bottom w:val="single" w:color="FFFFFF" w:sz="4" w:space="0"/>
+              <w:right w:val="single" w:color="FFFFFF" w:sz="4" w:space="0"/>
+            </w:tcBorders>
+            <w:shd w:val="clear" w:color="auto" w:fill="DAE3F5"/>
+          </w:tcPr>
+          <w:p>
+            <w:pPr>
+              <w:spacing w:before="120"/>
+              <w:jc w:val="center"/>
+              <w:rPr>
+                <w:rFonts w:hint="default" w:ascii="Times New Roman" w:hAnsi="Times New Roman" w:cs="Times New Roman"/>
+                <w:b w:val="0"/>
+                <w:i w:val="0"/>
+                <w:color w:val="000000"/>
+                <w:sz w:val="28"/>
+                <w:szCs w:val="28"/>
+                <w:vertAlign w:val="baseline"/>
+                <w:lang w:val="en-US"/>
+              </w:rPr>
+            </w:pPr>
+            <w:r>
+              <w:rPr>
+                <w:rFonts w:hint="default" w:ascii="Times New Roman" w:hAnsi="Times New Roman" w:cs="Times New Roman"/>
+                <w:b w:val="0"/>
+                <w:i w:val="0"/>
+                <w:color w:val="000000"/>
+                <w:sz w:val="28"/>
+                <w:szCs w:val="28"/>
+                <w:vertAlign w:val="baseline"/>
+                <w:lang w:val="en-US"/>
+              </w:rPr>
+              <w:t>0</w:t>
+            </w:r>
+          </w:p>
+        </w:tc>
+        <w:tc>
+          <w:tcPr>
+            <w:tcW w:w="1705" w:type="dxa"/>
+            <w:tcBorders>
+              <w:top w:val="single" w:color="FFFFFF" w:sz="4" w:space="0"/>
+              <w:left w:val="single" w:color="FFFFFF" w:sz="4" w:space="0"/>
+              <w:bottom w:val="single" w:color="FFFFFF" w:sz="4" w:space="0"/>
+              <w:right w:val="single" w:color="FFFFFF" w:sz="4" w:space="0"/>
+            </w:tcBorders>
+            <w:shd w:val="clear" w:color="auto" w:fill="DAE3F5"/>
+          </w:tcPr>
+          <w:p>
+            <w:pPr>
+              <w:spacing w:before="120"/>
+              <w:jc w:val="center"/>
+              <w:rPr>
+                <w:rFonts w:hint="default" w:ascii="Times New Roman" w:hAnsi="Times New Roman" w:cs="Times New Roman"/>
+                <w:b w:val="0"/>
+                <w:i w:val="0"/>
+                <w:color w:val="000000"/>
+                <w:sz w:val="28"/>
+                <w:szCs w:val="28"/>
+                <w:vertAlign w:val="baseline"/>
+                <w:lang w:val="en-US"/>
+              </w:rPr>
+            </w:pPr>
+            <w:r>
+              <w:rPr>
+                <w:rFonts w:hint="default" w:ascii="Times New Roman" w:hAnsi="Times New Roman" w:cs="Times New Roman"/>
+                <w:b w:val="0"/>
+                <w:i w:val="0"/>
+                <w:color w:val="000000"/>
+                <w:sz w:val="28"/>
+                <w:szCs w:val="28"/>
+                <w:vertAlign w:val="baseline"/>
+                <w:lang w:val="en-US"/>
+              </w:rPr>
+              <w:t>0</w:t>
+            </w:r>
+          </w:p>
+        </w:tc>
+      </w:tr>
+      <w:tr>
+        <w:tblPrEx>
+          <w:tblBorders>
+            <w:top w:val="single" w:color="auto" w:sz="4" w:space="0"/>
+            <w:left w:val="single" w:color="auto" w:sz="4" w:space="0"/>
+            <w:bottom w:val="single" w:color="auto" w:sz="4" w:space="0"/>
+            <w:right w:val="single" w:color="auto" w:sz="4" w:space="0"/>
+            <w:insideH w:val="single" w:color="auto" w:sz="4" w:space="0"/>
+            <w:insideV w:val="single" w:color="auto" w:sz="4" w:space="0"/>
+          </w:tblBorders>
+        </w:tblPrEx>
+        <w:tc>
+          <w:tcPr>
+            <w:tcW w:w="1704" w:type="dxa"/>
+            <w:tcBorders>
+              <w:top w:val="single" w:color="FFFFFF" w:sz="4" w:space="0"/>
+              <w:left w:val="single" w:color="FFFFFF" w:sz="4" w:space="0"/>
+              <w:bottom w:val="single" w:color="FFFFFF" w:sz="4" w:space="0"/>
+              <w:right w:val="single" w:color="FFFFFF" w:sz="4" w:space="0"/>
+            </w:tcBorders>
+            <w:shd w:val="clear" w:color="auto" w:fill="DAE3F5"/>
+          </w:tcPr>
+          <w:p>
+            <w:pPr>
+              <w:spacing w:before="120"/>
+              <w:jc w:val="center"/>
+              <w:rPr>
+                <w:rFonts w:hint="default" w:ascii="Times New Roman" w:hAnsi="Times New Roman" w:cs="Times New Roman"/>
+                <w:b w:val="0"/>
+                <w:i w:val="0"/>
+                <w:color w:val="000000"/>
+                <w:sz w:val="28"/>
+                <w:szCs w:val="28"/>
+                <w:vertAlign w:val="baseline"/>
+                <w:lang w:val="en-US"/>
+              </w:rPr>
+            </w:pPr>
+            <w:r>
+              <w:rPr>
+                <w:rFonts w:hint="default" w:ascii="Times New Roman" w:hAnsi="Times New Roman" w:cs="Times New Roman"/>
+                <w:b w:val="0"/>
+                <w:i w:val="0"/>
+                <w:color w:val="000000"/>
+                <w:sz w:val="28"/>
+                <w:szCs w:val="28"/>
+                <w:vertAlign w:val="baseline"/>
+                <w:lang w:val="en-US"/>
+              </w:rPr>
+              <w:t>1</w:t>
+            </w:r>
+          </w:p>
+        </w:tc>
+        <w:tc>
+          <w:tcPr>
+            <w:tcW w:w="1704" w:type="dxa"/>
+            <w:tcBorders>
+              <w:top w:val="single" w:color="FFFFFF" w:sz="4" w:space="0"/>
+              <w:left w:val="single" w:color="FFFFFF" w:sz="4" w:space="0"/>
+              <w:bottom w:val="single" w:color="FFFFFF" w:sz="4" w:space="0"/>
+              <w:right w:val="single" w:color="FFFFFF" w:sz="4" w:space="0"/>
+            </w:tcBorders>
+            <w:shd w:val="clear" w:color="auto" w:fill="DAE3F5"/>
+          </w:tcPr>
+          <w:p>
+            <w:pPr>
+              <w:spacing w:before="120"/>
+              <w:jc w:val="center"/>
+              <w:rPr>
+                <w:rFonts w:hint="default" w:ascii="Times New Roman" w:hAnsi="Times New Roman" w:cs="Times New Roman"/>
+                <w:b w:val="0"/>
+                <w:i w:val="0"/>
+                <w:color w:val="000000"/>
+                <w:sz w:val="28"/>
+                <w:szCs w:val="28"/>
+                <w:vertAlign w:val="baseline"/>
+                <w:lang w:val="en-US"/>
+              </w:rPr>
+            </w:pPr>
+            <w:r>
+              <w:rPr>
+                <w:rFonts w:hint="default" w:ascii="Times New Roman" w:hAnsi="Times New Roman" w:cs="Times New Roman"/>
+                <w:b w:val="0"/>
+                <w:i w:val="0"/>
+                <w:color w:val="000000"/>
+                <w:sz w:val="28"/>
+                <w:szCs w:val="28"/>
+                <w:vertAlign w:val="baseline"/>
+                <w:lang w:val="en-US"/>
+              </w:rPr>
+              <w:t>1</w:t>
+            </w:r>
+          </w:p>
+        </w:tc>
+        <w:tc>
+          <w:tcPr>
+            <w:tcW w:w="1704" w:type="dxa"/>
+            <w:tcBorders>
+              <w:top w:val="single" w:color="FFFFFF" w:sz="4" w:space="0"/>
+              <w:left w:val="single" w:color="FFFFFF" w:sz="4" w:space="0"/>
+              <w:bottom w:val="single" w:color="FFFFFF" w:sz="4" w:space="0"/>
+              <w:right w:val="single" w:color="FFFFFF" w:sz="4" w:space="0"/>
+            </w:tcBorders>
+            <w:shd w:val="clear" w:color="auto" w:fill="DAE3F5"/>
+          </w:tcPr>
+          <w:p>
+            <w:pPr>
+              <w:spacing w:before="120"/>
+              <w:jc w:val="center"/>
+              <w:rPr>
+                <w:rFonts w:hint="default" w:ascii="Times New Roman" w:hAnsi="Times New Roman" w:cs="Times New Roman"/>
+                <w:b w:val="0"/>
+                <w:i w:val="0"/>
+                <w:color w:val="000000"/>
+                <w:sz w:val="28"/>
+                <w:szCs w:val="28"/>
+                <w:vertAlign w:val="baseline"/>
+                <w:lang w:val="en-US"/>
+              </w:rPr>
+            </w:pPr>
+            <w:r>
+              <w:rPr>
+                <w:rFonts w:hint="default" w:ascii="Times New Roman" w:hAnsi="Times New Roman" w:cs="Times New Roman"/>
+                <w:b w:val="0"/>
+                <w:i w:val="0"/>
+                <w:color w:val="000000"/>
+                <w:sz w:val="28"/>
+                <w:szCs w:val="28"/>
+                <w:vertAlign w:val="baseline"/>
+                <w:lang w:val="en-US"/>
+              </w:rPr>
+              <w:t>1</w:t>
+            </w:r>
+          </w:p>
+        </w:tc>
+        <w:tc>
+          <w:tcPr>
+            <w:tcW w:w="1705" w:type="dxa"/>
+            <w:tcBorders>
+              <w:top w:val="single" w:color="FFFFFF" w:sz="4" w:space="0"/>
+              <w:left w:val="single" w:color="FFFFFF" w:sz="4" w:space="0"/>
+              <w:bottom w:val="single" w:color="FFFFFF" w:sz="4" w:space="0"/>
+              <w:right w:val="single" w:color="FFFFFF" w:sz="4" w:space="0"/>
+            </w:tcBorders>
+            <w:shd w:val="clear" w:color="auto" w:fill="DAE3F5"/>
+          </w:tcPr>
+          <w:p>
+            <w:pPr>
+              <w:spacing w:before="120"/>
+              <w:jc w:val="center"/>
+              <w:rPr>
+                <w:rFonts w:hint="default" w:ascii="Times New Roman" w:hAnsi="Times New Roman" w:cs="Times New Roman"/>
+                <w:b w:val="0"/>
+                <w:i w:val="0"/>
+                <w:color w:val="000000"/>
+                <w:sz w:val="28"/>
+                <w:szCs w:val="28"/>
+                <w:vertAlign w:val="baseline"/>
+                <w:lang w:val="en-US"/>
+              </w:rPr>
+            </w:pPr>
+            <w:r>
+              <w:rPr>
+                <w:rFonts w:hint="default" w:ascii="Times New Roman" w:hAnsi="Times New Roman" w:cs="Times New Roman"/>
+                <w:b w:val="0"/>
+                <w:i w:val="0"/>
+                <w:color w:val="000000"/>
+                <w:sz w:val="28"/>
+                <w:szCs w:val="28"/>
+                <w:vertAlign w:val="baseline"/>
+                <w:lang w:val="en-US"/>
+              </w:rPr>
+              <w:t>1</w:t>
+            </w:r>
+          </w:p>
+        </w:tc>
+        <w:tc>
+          <w:tcPr>
+            <w:tcW w:w="1705" w:type="dxa"/>
+            <w:tcBorders>
+              <w:top w:val="single" w:color="FFFFFF" w:sz="4" w:space="0"/>
+              <w:left w:val="single" w:color="FFFFFF" w:sz="4" w:space="0"/>
+              <w:bottom w:val="single" w:color="FFFFFF" w:sz="4" w:space="0"/>
+              <w:right w:val="single" w:color="FFFFFF" w:sz="4" w:space="0"/>
+            </w:tcBorders>
+            <w:shd w:val="clear" w:color="auto" w:fill="DAE3F5"/>
+          </w:tcPr>
+          <w:p>
+            <w:pPr>
+              <w:spacing w:before="120"/>
+              <w:jc w:val="center"/>
+              <w:rPr>
+                <w:rFonts w:hint="default" w:ascii="Times New Roman" w:hAnsi="Times New Roman" w:cs="Times New Roman"/>
+                <w:b w:val="0"/>
+                <w:i w:val="0"/>
+                <w:color w:val="000000"/>
+                <w:sz w:val="28"/>
+                <w:szCs w:val="28"/>
+                <w:vertAlign w:val="baseline"/>
+                <w:lang w:val="en-US"/>
+              </w:rPr>
+            </w:pPr>
+            <w:r>
+              <w:rPr>
+                <w:rFonts w:hint="default" w:ascii="Times New Roman" w:hAnsi="Times New Roman" w:cs="Times New Roman"/>
+                <w:b w:val="0"/>
+                <w:i w:val="0"/>
+                <w:color w:val="000000"/>
+                <w:sz w:val="28"/>
+                <w:szCs w:val="28"/>
+                <w:vertAlign w:val="baseline"/>
+                <w:lang w:val="en-US"/>
+              </w:rPr>
+              <w:t>1</w:t>
+            </w:r>
+          </w:p>
+        </w:tc>
+      </w:tr>
+    </w:tbl>
+    <w:p>
+      <w:pPr>
+        <w:spacing w:before="120"/>
+        <w:ind w:left="360"/>
+        <w:rPr>
+          <w:rFonts w:hint="default" w:ascii="Times New Roman" w:hAnsi="Times New Roman" w:cs="Times New Roman"/>
+          <w:b w:val="0"/>
+          <w:i w:val="0"/>
+          <w:color w:val="000000"/>
+          <w:sz w:val="28"/>
+          <w:szCs w:val="28"/>
+        </w:rPr>
+      </w:pPr>
     </w:p>
     <w:p>
       <w:pPr>
